--- a/ind/docx/34.content.docx
+++ b/ind/docx/34.content.docx
@@ -28,22 +28,6 @@
       </w:r>
     </w:p>
     <w:p>
-      <w:pPr>
-        <w:pStyle w:val="Heading2"/>
-      </w:pPr>
-      <w:r>
-        <w:rPr>
-          <w:lang w:val="id_ID" w:bidi="id_ID"/>
-        </w:rPr>
-        <w:t>License Information</w:t>
-      </w:r>
-      <w:r>
-        <w:rPr>
-          <w:lang w:val="id_ID" w:bidi="id_ID"/>
-        </w:rPr>
-      </w:r>
-    </w:p>
-    <w:p>
       <w:pPr/>
       <w:r>
         <w:rPr>
@@ -61,13 +45,7 @@
         <w:rPr>
           <w:lang w:val="id_ID" w:bidi="id_ID"/>
         </w:rPr>
-        <w:t xml:space="preserve"> (Indonesian) is based on</w:t>
-      </w:r>
-      <w:r>
-        <w:rPr>
-          <w:lang w:val="id_ID" w:bidi="id_ID"/>
-        </w:rPr>
-        <w:t xml:space="preserve">: </w:t>
+        <w:t xml:space="preserve"> (Indonesian) is based on: </w:t>
       </w:r>
       <w:r>
         <w:rPr>
@@ -188,19 +166,6 @@
       <w:pPr>
         <w:pStyle w:val="Heading2"/>
       </w:pPr>
-      <w:r>
-        <w:rPr>
-          <w:lang w:val="id_ID" w:bidi="id_ID"/>
-        </w:rPr>
-      </w:r>
-    </w:p>
-    <w:p>
-      <w:pPr/>
-      <w:r>
-        <w:rPr>
-          <w:lang w:val="id_ID" w:bidi="id_ID"/>
-        </w:rPr>
-      </w:r>
       <w:r>
         <w:rPr>
           <w:lang w:val="id_ID" w:bidi="id_ID"/>

--- a/ind/docx/34.content.docx
+++ b/ind/docx/34.content.docx
@@ -45,19 +45,7 @@
         <w:rPr>
           <w:lang w:val="id_ID" w:bidi="id_ID"/>
         </w:rPr>
-        <w:t xml:space="preserve"> (Indonesian) is based on: </w:t>
-      </w:r>
-      <w:r>
-        <w:rPr>
-          <w:lang w:val="id_ID" w:bidi="id_ID"/>
-        </w:rPr>
-        <w:t>Terjemahan Baru Indonesia</w:t>
-      </w:r>
-      <w:r>
-        <w:rPr>
-          <w:lang w:val="id_ID" w:bidi="id_ID"/>
-        </w:rPr>
-        <w:t xml:space="preserve">, </w:t>
+        <w:t xml:space="preserve"> © </w:t>
       </w:r>
       <w:hyperlink r:id="rId13">
         <w:r>
@@ -75,7 +63,7 @@
         <w:rPr>
           <w:lang w:val="id_ID" w:bidi="id_ID"/>
         </w:rPr>
-        <w:t xml:space="preserve">, None, which is licensed under a </w:t>
+        <w:t xml:space="preserve">, licensed under a </w:t>
       </w:r>
       <w:hyperlink r:id="rId14">
         <w:r>
@@ -94,25 +82,6 @@
           <w:lang w:val="id_ID" w:bidi="id_ID"/>
         </w:rPr>
         <w:t>.</w:t>
-      </w:r>
-      <w:r>
-        <w:rPr>
-          <w:lang w:val="id_ID" w:bidi="id_ID"/>
-        </w:rPr>
-      </w:r>
-    </w:p>
-    <w:p>
-      <w:pPr/>
-      <w:r>
-        <w:rPr>
-          <w:lang w:val="id_ID" w:bidi="id_ID"/>
-        </w:rPr>
-      </w:r>
-      <w:r>
-        <w:rPr>
-          <w:lang w:val="id_ID" w:bidi="id_ID"/>
-        </w:rPr>
-        <w:t>This PDF version is provided under the same license.</w:t>
       </w:r>
       <w:r>
         <w:rPr>
@@ -212,12 +181,335 @@
       </w:pPr>
     </w:p>
     <w:p>
+      <w:pPr>
+        <w:pStyle w:val="Heading2"/>
+      </w:pPr>
+      <w:r>
+        <w:rPr>
+          <w:lang w:val="id_ID" w:bidi="id_ID"/>
+        </w:rPr>
+        <w:t>Nahum 1:1</w:t>
+      </w:r>
+      <w:r>
+        <w:rPr>
+          <w:lang w:val="id_ID" w:bidi="id_ID"/>
+        </w:rPr>
+      </w:r>
+    </w:p>
+    <w:p>
       <w:pPr/>
       <w:r>
         <w:rPr>
           <w:lang w:val="id_ID" w:bidi="id_ID"/>
         </w:rPr>
       </w:r>
+      <w:r>
+        <w:rPr>
+          <w:vertAlign w:val="superscript"/>
+          <w:lang w:val="id_ID" w:bidi="id_ID"/>
+        </w:rPr>
+        <w:t>1</w:t>
+      </w:r>
+      <w:r>
+        <w:rPr>
+          <w:lang w:val="id_ID" w:bidi="id_ID"/>
+        </w:rPr>
+        <w:t xml:space="preserve"> Ucapan ilahi tentang Niniwe. Kitab penglihatan Nahum, orang Elkosh.</w:t>
+      </w:r>
+    </w:p>
+    <w:p>
+      <w:pPr/>
+      <w:r>
+        <w:rPr>
+          <w:lang w:val="id_ID" w:bidi="id_ID"/>
+        </w:rPr>
+      </w:r>
+      <w:r>
+        <w:rPr>
+          <w:vertAlign w:val="superscript"/>
+          <w:lang w:val="id_ID" w:bidi="id_ID"/>
+        </w:rPr>
+        <w:t>2</w:t>
+      </w:r>
+      <w:r>
+        <w:rPr>
+          <w:lang w:val="id_ID" w:bidi="id_ID"/>
+        </w:rPr>
+        <w:t xml:space="preserve"> Tuhan itu Allah yang cemburu dan pembalas, Tuhan itu pembalas dan penuh kehangatan amarah. Tuhan itu pembalas kepada para lawan-Nya dan pendendam kepada para musuh-Nya.</w:t>
+      </w:r>
+    </w:p>
+    <w:p>
+      <w:pPr/>
+      <w:r>
+        <w:rPr>
+          <w:lang w:val="id_ID" w:bidi="id_ID"/>
+        </w:rPr>
+      </w:r>
+      <w:r>
+        <w:rPr>
+          <w:vertAlign w:val="superscript"/>
+          <w:lang w:val="id_ID" w:bidi="id_ID"/>
+        </w:rPr>
+        <w:t>3</w:t>
+      </w:r>
+      <w:r>
+        <w:rPr>
+          <w:lang w:val="id_ID" w:bidi="id_ID"/>
+        </w:rPr>
+        <w:t xml:space="preserve"> Tuhan itu panjang sabar dan besar kuasa, tetapi Ia tidak sekali-kali membebaskan dari hukuman orang yang bersalah. Ia berjalan dalam puting beliung dan badai, dan awan adalah debu kaki-Nya.</w:t>
+      </w:r>
+    </w:p>
+    <w:p>
+      <w:pPr/>
+      <w:r>
+        <w:rPr>
+          <w:lang w:val="id_ID" w:bidi="id_ID"/>
+        </w:rPr>
+      </w:r>
+      <w:r>
+        <w:rPr>
+          <w:vertAlign w:val="superscript"/>
+          <w:lang w:val="id_ID" w:bidi="id_ID"/>
+        </w:rPr>
+        <w:t>4</w:t>
+      </w:r>
+      <w:r>
+        <w:rPr>
+          <w:lang w:val="id_ID" w:bidi="id_ID"/>
+        </w:rPr>
+        <w:t xml:space="preserve"> Ia menghardik laut dan mengeringkannya, dan segala sungai dijadikan-Nya kering. Basan dan Karmel menjadi merana dan kembang Libanon menjadi layu.</w:t>
+      </w:r>
+    </w:p>
+    <w:p>
+      <w:pPr/>
+      <w:r>
+        <w:rPr>
+          <w:lang w:val="id_ID" w:bidi="id_ID"/>
+        </w:rPr>
+      </w:r>
+      <w:r>
+        <w:rPr>
+          <w:vertAlign w:val="superscript"/>
+          <w:lang w:val="id_ID" w:bidi="id_ID"/>
+        </w:rPr>
+        <w:t>5</w:t>
+      </w:r>
+      <w:r>
+        <w:rPr>
+          <w:lang w:val="id_ID" w:bidi="id_ID"/>
+        </w:rPr>
+        <w:t xml:space="preserve"> Gunung-gunung gemetar terhadap Dia, dan bukit-bukit mencair. Bumi menjadi sunyi sepi di hadapan-Nya, dunia serta seluruh penduduknya.</w:t>
+      </w:r>
+    </w:p>
+    <w:p>
+      <w:pPr/>
+      <w:r>
+        <w:rPr>
+          <w:lang w:val="id_ID" w:bidi="id_ID"/>
+        </w:rPr>
+      </w:r>
+      <w:r>
+        <w:rPr>
+          <w:vertAlign w:val="superscript"/>
+          <w:lang w:val="id_ID" w:bidi="id_ID"/>
+        </w:rPr>
+        <w:t>6</w:t>
+      </w:r>
+      <w:r>
+        <w:rPr>
+          <w:lang w:val="id_ID" w:bidi="id_ID"/>
+        </w:rPr>
+        <w:t xml:space="preserve"> Siapakah yang tahan berdiri menghadapi geram-Nya? Dan siapakah yang tahan tegak terhadap murka-Nya yang bernyala-nyala? Kehangatan amarah-Nya tercurah seperti api, dan gunung-gunung batu menjadi roboh di hadapan-Nya.</w:t>
+      </w:r>
+    </w:p>
+    <w:p>
+      <w:pPr/>
+      <w:r>
+        <w:rPr>
+          <w:lang w:val="id_ID" w:bidi="id_ID"/>
+        </w:rPr>
+      </w:r>
+      <w:r>
+        <w:rPr>
+          <w:vertAlign w:val="superscript"/>
+          <w:lang w:val="id_ID" w:bidi="id_ID"/>
+        </w:rPr>
+        <w:t>7</w:t>
+      </w:r>
+      <w:r>
+        <w:rPr>
+          <w:lang w:val="id_ID" w:bidi="id_ID"/>
+        </w:rPr>
+        <w:t xml:space="preserve"> Tuhan itu baik; Ia adalah tempat pengungsian pada waktu kesusahan; Ia mengenal orang-orang yang berlindung kepada-Nya</w:t>
+      </w:r>
+    </w:p>
+    <w:p>
+      <w:pPr/>
+      <w:r>
+        <w:rPr>
+          <w:lang w:val="id_ID" w:bidi="id_ID"/>
+        </w:rPr>
+      </w:r>
+      <w:r>
+        <w:rPr>
+          <w:vertAlign w:val="superscript"/>
+          <w:lang w:val="id_ID" w:bidi="id_ID"/>
+        </w:rPr>
+        <w:t>8</w:t>
+      </w:r>
+      <w:r>
+        <w:rPr>
+          <w:lang w:val="id_ID" w:bidi="id_ID"/>
+        </w:rPr>
+        <w:t xml:space="preserve"> dan menyeberangkan mereka pada waktu banjir. Ia menghabisi sama sekali orang-orang yang bangkit melawan Dia, dan musuh-Nya dihalau-Nya ke dalam gelap.</w:t>
+      </w:r>
+    </w:p>
+    <w:p>
+      <w:pPr/>
+      <w:r>
+        <w:rPr>
+          <w:lang w:val="id_ID" w:bidi="id_ID"/>
+        </w:rPr>
+      </w:r>
+      <w:r>
+        <w:rPr>
+          <w:vertAlign w:val="superscript"/>
+          <w:lang w:val="id_ID" w:bidi="id_ID"/>
+        </w:rPr>
+        <w:t>9</w:t>
+      </w:r>
+      <w:r>
+        <w:rPr>
+          <w:lang w:val="id_ID" w:bidi="id_ID"/>
+        </w:rPr>
+        <w:t xml:space="preserve"> Apakah maksudmu menentang Tuhan? Ia akan menghabisi sama sekali; kesengsaraan tidak akan timbul dua kali!</w:t>
+      </w:r>
+    </w:p>
+    <w:p>
+      <w:pPr/>
+      <w:r>
+        <w:rPr>
+          <w:lang w:val="id_ID" w:bidi="id_ID"/>
+        </w:rPr>
+      </w:r>
+      <w:r>
+        <w:rPr>
+          <w:vertAlign w:val="superscript"/>
+          <w:lang w:val="id_ID" w:bidi="id_ID"/>
+        </w:rPr>
+        <w:t>10</w:t>
+      </w:r>
+      <w:r>
+        <w:rPr>
+          <w:lang w:val="id_ID" w:bidi="id_ID"/>
+        </w:rPr>
+        <w:t xml:space="preserve"> Sebab mereka pun akan lenyap seperti duri yang berjalin-jalin, dimakan habis seperti jerami kering.</w:t>
+      </w:r>
+    </w:p>
+    <w:p>
+      <w:pPr/>
+      <w:r>
+        <w:rPr>
+          <w:lang w:val="id_ID" w:bidi="id_ID"/>
+        </w:rPr>
+      </w:r>
+      <w:r>
+        <w:rPr>
+          <w:vertAlign w:val="superscript"/>
+          <w:lang w:val="id_ID" w:bidi="id_ID"/>
+        </w:rPr>
+        <w:t>11</w:t>
+      </w:r>
+      <w:r>
+        <w:rPr>
+          <w:lang w:val="id_ID" w:bidi="id_ID"/>
+        </w:rPr>
+        <w:t xml:space="preserve"> Bukankah dari padamu muncul orang yang merancang kejahatan terhadap Tuhan, orang yang memberi nasihat dursila?</w:t>
+      </w:r>
+    </w:p>
+    <w:p>
+      <w:pPr/>
+      <w:r>
+        <w:rPr>
+          <w:lang w:val="id_ID" w:bidi="id_ID"/>
+        </w:rPr>
+      </w:r>
+      <w:r>
+        <w:rPr>
+          <w:vertAlign w:val="superscript"/>
+          <w:lang w:val="id_ID" w:bidi="id_ID"/>
+        </w:rPr>
+        <w:t>12</w:t>
+      </w:r>
+      <w:r>
+        <w:rPr>
+          <w:lang w:val="id_ID" w:bidi="id_ID"/>
+        </w:rPr>
+        <w:t xml:space="preserve"> Beginilah firman Tuhan: ”Sekalipun mereka utuh dan begitu banyak jumlahnya, tetapi mereka akan hilang terbabat dan mati binasa; sekalipun Aku telah merendahkan engkau, tetapi Aku tidak akan merendahkan engkau lagi.</w:t>
+      </w:r>
+    </w:p>
+    <w:p>
+      <w:pPr/>
+      <w:r>
+        <w:rPr>
+          <w:lang w:val="id_ID" w:bidi="id_ID"/>
+        </w:rPr>
+      </w:r>
+      <w:r>
+        <w:rPr>
+          <w:vertAlign w:val="superscript"/>
+          <w:lang w:val="id_ID" w:bidi="id_ID"/>
+        </w:rPr>
+        <w:t>13</w:t>
+      </w:r>
+      <w:r>
+        <w:rPr>
+          <w:lang w:val="id_ID" w:bidi="id_ID"/>
+        </w:rPr>
+        <w:t xml:space="preserve"> Sekarang, Aku akan mematahkan gandarnya yang memberati engkau, dan akan memutuskan belenggu-belenggu yang mengikat engkau.”</w:t>
+      </w:r>
+    </w:p>
+    <w:p>
+      <w:pPr/>
+      <w:r>
+        <w:rPr>
+          <w:lang w:val="id_ID" w:bidi="id_ID"/>
+        </w:rPr>
+      </w:r>
+      <w:r>
+        <w:rPr>
+          <w:vertAlign w:val="superscript"/>
+          <w:lang w:val="id_ID" w:bidi="id_ID"/>
+        </w:rPr>
+        <w:t>14</w:t>
+      </w:r>
+      <w:r>
+        <w:rPr>
+          <w:lang w:val="id_ID" w:bidi="id_ID"/>
+        </w:rPr>
+        <w:t xml:space="preserve"> Terhadap engkau, inilah perintah Tuhan: ”Tidak akan ada lagi keturunan dengan namamu. Dari rumah allahmu Aku akan melenyapkan patung pahatan dan patung tuangan; kuburmu akan Kusediakan, sebab engkau hina.”</w:t>
+      </w:r>
+    </w:p>
+    <w:p>
+      <w:pPr/>
+      <w:r>
+        <w:rPr>
+          <w:lang w:val="id_ID" w:bidi="id_ID"/>
+        </w:rPr>
+      </w:r>
+      <w:r>
+        <w:rPr>
+          <w:vertAlign w:val="superscript"/>
+          <w:lang w:val="id_ID" w:bidi="id_ID"/>
+        </w:rPr>
+        <w:t>15</w:t>
+      </w:r>
+      <w:r>
+        <w:rPr>
+          <w:lang w:val="id_ID" w:bidi="id_ID"/>
+        </w:rPr>
+        <w:t xml:space="preserve"> Lihatlah! Di atas gunung-gunung berjalan orang yang membawa berita, yang mengabarkan berita damai sejahtera. Rayakanlah hari rayamu, hai Yehuda, bayarlah nazarmu! Sebab tidak akan datang lagi orang dursila menyerang engkau; ia telah dilenyapkan sama sekali!</w:t>
+      </w:r>
     </w:p>
     <w:p>
       <w:pPr>
@@ -227,7 +519,7 @@
         <w:rPr>
           <w:lang w:val="id_ID" w:bidi="id_ID"/>
         </w:rPr>
-        <w:t>Nahum 1:1</w:t>
+        <w:t>Nahum 2:1</w:t>
       </w:r>
       <w:r>
         <w:rPr>
@@ -253,17 +545,7 @@
         <w:rPr>
           <w:lang w:val="id_ID" w:bidi="id_ID"/>
         </w:rPr>
-        <w:t xml:space="preserve"> Ucapan ilahi tentang Niniwe. Kitab penglihatan Nahum, orang Elkosh.</w:t>
-      </w:r>
-      <w:r>
-        <w:rPr>
-          <w:lang w:val="id_ID" w:bidi="id_ID"/>
-        </w:rPr>
-      </w:r>
-      <w:r>
-        <w:rPr>
-          <w:lang w:val="id_ID" w:bidi="id_ID"/>
-        </w:rPr>
+        <w:t xml:space="preserve"> Pembongkar maju terhadap engkau; adakan penjagaan di benteng, mengintailah di jalan, ikatlah pinggangmu teguh-teguh, kumpulkanlah segala kekuatan!</w:t>
       </w:r>
     </w:p>
     <w:p>
@@ -273,6 +555,19 @@
           <w:lang w:val="id_ID" w:bidi="id_ID"/>
         </w:rPr>
       </w:r>
+      <w:r>
+        <w:rPr>
+          <w:vertAlign w:val="superscript"/>
+          <w:lang w:val="id_ID" w:bidi="id_ID"/>
+        </w:rPr>
+        <w:t>2</w:t>
+      </w:r>
+      <w:r>
+        <w:rPr>
+          <w:lang w:val="id_ID" w:bidi="id_ID"/>
+        </w:rPr>
+        <w:t xml:space="preserve"> Sungguh, Tuhan memulihkan kebanggaan Yakub, seperti kebanggaan Israel; sebab perusak telah merusakkannya dan telah membinasakan carang-carangnya.</w:t>
+      </w:r>
     </w:p>
     <w:p>
       <w:pPr/>
@@ -286,23 +581,281 @@
           <w:vertAlign w:val="superscript"/>
           <w:lang w:val="id_ID" w:bidi="id_ID"/>
         </w:rPr>
+        <w:t>3</w:t>
+      </w:r>
+      <w:r>
+        <w:rPr>
+          <w:lang w:val="id_ID" w:bidi="id_ID"/>
+        </w:rPr>
+        <w:t xml:space="preserve"> Perisai para pahlawannya berwarna merah, prajuritnya berpakaian kirmizi; kereta berkilat-kilat seperti api suluh pada hari ia melengkapinya, dan kuda-kuda penuh gelisah.</w:t>
+      </w:r>
+    </w:p>
+    <w:p>
+      <w:pPr/>
+      <w:r>
+        <w:rPr>
+          <w:lang w:val="id_ID" w:bidi="id_ID"/>
+        </w:rPr>
+      </w:r>
+      <w:r>
+        <w:rPr>
+          <w:vertAlign w:val="superscript"/>
+          <w:lang w:val="id_ID" w:bidi="id_ID"/>
+        </w:rPr>
+        <w:t>4</w:t>
+      </w:r>
+      <w:r>
+        <w:rPr>
+          <w:lang w:val="id_ID" w:bidi="id_ID"/>
+        </w:rPr>
+        <w:t xml:space="preserve"> Kereta melaju galak di jalan, kejar-mengejar di lapangan; kelihatannya seperti suluh, berpacu seperti kilat.</w:t>
+      </w:r>
+    </w:p>
+    <w:p>
+      <w:pPr/>
+      <w:r>
+        <w:rPr>
+          <w:lang w:val="id_ID" w:bidi="id_ID"/>
+        </w:rPr>
+      </w:r>
+      <w:r>
+        <w:rPr>
+          <w:vertAlign w:val="superscript"/>
+          <w:lang w:val="id_ID" w:bidi="id_ID"/>
+        </w:rPr>
+        <w:t>5</w:t>
+      </w:r>
+      <w:r>
+        <w:rPr>
+          <w:lang w:val="id_ID" w:bidi="id_ID"/>
+        </w:rPr>
+        <w:t xml:space="preserve"> Pasukan-pasukan istimewa dikerahkan, mereka tersandung jatuh di waktu berjalan maju; mereka lari terburu-buru ke arah tembok kota, sedang alat pendobrak sudah ditegakkan.</w:t>
+      </w:r>
+    </w:p>
+    <w:p>
+      <w:pPr/>
+      <w:r>
+        <w:rPr>
+          <w:lang w:val="id_ID" w:bidi="id_ID"/>
+        </w:rPr>
+      </w:r>
+      <w:r>
+        <w:rPr>
+          <w:vertAlign w:val="superscript"/>
+          <w:lang w:val="id_ID" w:bidi="id_ID"/>
+        </w:rPr>
+        <w:t>6</w:t>
+      </w:r>
+      <w:r>
+        <w:rPr>
+          <w:lang w:val="id_ID" w:bidi="id_ID"/>
+        </w:rPr>
+        <w:t xml:space="preserve"> Pintu-pintu di sungai-sungai telah dibuka, dan istana menjadi gempar.</w:t>
+      </w:r>
+    </w:p>
+    <w:p>
+      <w:pPr/>
+      <w:r>
+        <w:rPr>
+          <w:lang w:val="id_ID" w:bidi="id_ID"/>
+        </w:rPr>
+      </w:r>
+      <w:r>
+        <w:rPr>
+          <w:vertAlign w:val="superscript"/>
+          <w:lang w:val="id_ID" w:bidi="id_ID"/>
+        </w:rPr>
+        <w:t>7</w:t>
+      </w:r>
+      <w:r>
+        <w:rPr>
+          <w:lang w:val="id_ID" w:bidi="id_ID"/>
+        </w:rPr>
+        <w:t xml:space="preserve"> Permaisuri dibawa ke luar dan ditelanjangi dan dayang-dayangnya mengerang, mengaduh seperti suara merpati sambil memukul-mukul dada.</w:t>
+      </w:r>
+    </w:p>
+    <w:p>
+      <w:pPr/>
+      <w:r>
+        <w:rPr>
+          <w:lang w:val="id_ID" w:bidi="id_ID"/>
+        </w:rPr>
+      </w:r>
+      <w:r>
+        <w:rPr>
+          <w:vertAlign w:val="superscript"/>
+          <w:lang w:val="id_ID" w:bidi="id_ID"/>
+        </w:rPr>
+        <w:t>8</w:t>
+      </w:r>
+      <w:r>
+        <w:rPr>
+          <w:lang w:val="id_ID" w:bidi="id_ID"/>
+        </w:rPr>
+        <w:t xml:space="preserve"> Niniwe sendiri seperti kolam air yang airnya mengalir ke luar. ”Berhenti! Berhenti!” teriak orang, tetapi tidak ada yang berpaling.</w:t>
+      </w:r>
+    </w:p>
+    <w:p>
+      <w:pPr/>
+      <w:r>
+        <w:rPr>
+          <w:lang w:val="id_ID" w:bidi="id_ID"/>
+        </w:rPr>
+      </w:r>
+      <w:r>
+        <w:rPr>
+          <w:vertAlign w:val="superscript"/>
+          <w:lang w:val="id_ID" w:bidi="id_ID"/>
+        </w:rPr>
+        <w:t>9</w:t>
+      </w:r>
+      <w:r>
+        <w:rPr>
+          <w:lang w:val="id_ID" w:bidi="id_ID"/>
+        </w:rPr>
+        <w:t xml:space="preserve"> Jarahlah perak, jarahlah emas! Sebab tidak berkesudahan persediaan harta benda, kelimpahan segala barang yang indah-indah!</w:t>
+      </w:r>
+    </w:p>
+    <w:p>
+      <w:pPr/>
+      <w:r>
+        <w:rPr>
+          <w:lang w:val="id_ID" w:bidi="id_ID"/>
+        </w:rPr>
+      </w:r>
+      <w:r>
+        <w:rPr>
+          <w:vertAlign w:val="superscript"/>
+          <w:lang w:val="id_ID" w:bidi="id_ID"/>
+        </w:rPr>
+        <w:t>10</w:t>
+      </w:r>
+      <w:r>
+        <w:rPr>
+          <w:lang w:val="id_ID" w:bidi="id_ID"/>
+        </w:rPr>
+        <w:t xml:space="preserve"> Ketandusan, penandusan dan penindasan! Hati menjadi tawar dan lutut goyah! Segenap pinggang gemetar, dan muka sekalian orang menjadi pucat pasi.</w:t>
+      </w:r>
+    </w:p>
+    <w:p>
+      <w:pPr/>
+      <w:r>
+        <w:rPr>
+          <w:lang w:val="id_ID" w:bidi="id_ID"/>
+        </w:rPr>
+      </w:r>
+      <w:r>
+        <w:rPr>
+          <w:vertAlign w:val="superscript"/>
+          <w:lang w:val="id_ID" w:bidi="id_ID"/>
+        </w:rPr>
+        <w:t>11</w:t>
+      </w:r>
+      <w:r>
+        <w:rPr>
+          <w:lang w:val="id_ID" w:bidi="id_ID"/>
+        </w:rPr>
+        <w:t xml:space="preserve"> Di mana gerangan persembunyian singa dan gua singa-singa muda, tempat singa pulang pergi, tempat anak singa, di mana tidak ada yang mengganggunya?</w:t>
+      </w:r>
+    </w:p>
+    <w:p>
+      <w:pPr/>
+      <w:r>
+        <w:rPr>
+          <w:lang w:val="id_ID" w:bidi="id_ID"/>
+        </w:rPr>
+      </w:r>
+      <w:r>
+        <w:rPr>
+          <w:vertAlign w:val="superscript"/>
+          <w:lang w:val="id_ID" w:bidi="id_ID"/>
+        </w:rPr>
+        <w:t>12</w:t>
+      </w:r>
+      <w:r>
+        <w:rPr>
+          <w:lang w:val="id_ID" w:bidi="id_ID"/>
+        </w:rPr>
+        <w:t xml:space="preserve"> Biasanya singa itu menerkam supaya cukup makan anak-anaknya, mencekik mangsa bagi betina-betinanya, dan memenuhi liangnya dengan mangsa dan persembunyiannya dengan terkaman.</w:t>
+      </w:r>
+    </w:p>
+    <w:p>
+      <w:pPr/>
+      <w:r>
+        <w:rPr>
+          <w:lang w:val="id_ID" w:bidi="id_ID"/>
+        </w:rPr>
+      </w:r>
+      <w:r>
+        <w:rPr>
+          <w:vertAlign w:val="superscript"/>
+          <w:lang w:val="id_ID" w:bidi="id_ID"/>
+        </w:rPr>
+        <w:t>13</w:t>
+      </w:r>
+      <w:r>
+        <w:rPr>
+          <w:lang w:val="id_ID" w:bidi="id_ID"/>
+        </w:rPr>
+        <w:t xml:space="preserve"> Lihat, Aku akan menjadi lawanmu, demikianlah firman Tuhan semesta alam, Aku akan membakar keretamu menjadi asap, dan pedang akan memakan habis singa mudamu; Aku akan melenyapkan mangsamu dari atas bumi, dan suara utusan-utusanmu tidak akan terdengar lagi.</w:t>
+      </w:r>
+    </w:p>
+    <w:p>
+      <w:pPr>
+        <w:pStyle w:val="Heading2"/>
+      </w:pPr>
+      <w:r>
+        <w:rPr>
+          <w:lang w:val="id_ID" w:bidi="id_ID"/>
+        </w:rPr>
+        <w:t>Nahum 3:1</w:t>
+      </w:r>
+      <w:r>
+        <w:rPr>
+          <w:lang w:val="id_ID" w:bidi="id_ID"/>
+        </w:rPr>
+      </w:r>
+    </w:p>
+    <w:p>
+      <w:pPr/>
+      <w:r>
+        <w:rPr>
+          <w:lang w:val="id_ID" w:bidi="id_ID"/>
+        </w:rPr>
+      </w:r>
+      <w:r>
+        <w:rPr>
+          <w:vertAlign w:val="superscript"/>
+          <w:lang w:val="id_ID" w:bidi="id_ID"/>
+        </w:rPr>
+        <w:t>1</w:t>
+      </w:r>
+      <w:r>
+        <w:rPr>
+          <w:lang w:val="id_ID" w:bidi="id_ID"/>
+        </w:rPr>
+        <w:t xml:space="preserve"> Celakalah kota penumpah darah itu! Seluruhnya dusta belaka, penuh dengan perampasan, dan tidak henti-hentinya penerkaman!</w:t>
+      </w:r>
+    </w:p>
+    <w:p>
+      <w:pPr/>
+      <w:r>
+        <w:rPr>
+          <w:lang w:val="id_ID" w:bidi="id_ID"/>
+        </w:rPr>
+      </w:r>
+      <w:r>
+        <w:rPr>
+          <w:vertAlign w:val="superscript"/>
+          <w:lang w:val="id_ID" w:bidi="id_ID"/>
+        </w:rPr>
         <w:t>2</w:t>
       </w:r>
       <w:r>
         <w:rPr>
           <w:lang w:val="id_ID" w:bidi="id_ID"/>
         </w:rPr>
-        <w:t xml:space="preserve"> Tuhan itu Allah yang cemburu dan pembalas, Tuhan itu pembalas dan penuh kehangatan amarah. Tuhan itu pembalas kepada para lawan-Nya dan pendendam kepada para musuh-Nya.</w:t>
-      </w:r>
-      <w:r>
-        <w:rPr>
-          <w:lang w:val="id_ID" w:bidi="id_ID"/>
-        </w:rPr>
-      </w:r>
-      <w:r>
-        <w:rPr>
-          <w:lang w:val="id_ID" w:bidi="id_ID"/>
-        </w:rPr>
+        <w:t xml:space="preserve"> Dengar, lecut cambuk dan derak-derik roda! Dengar, kuda lari menderap, dan kereta meloncat-loncat!</w:t>
       </w:r>
     </w:p>
     <w:p>
@@ -312,6 +865,19 @@
           <w:lang w:val="id_ID" w:bidi="id_ID"/>
         </w:rPr>
       </w:r>
+      <w:r>
+        <w:rPr>
+          <w:vertAlign w:val="superscript"/>
+          <w:lang w:val="id_ID" w:bidi="id_ID"/>
+        </w:rPr>
+        <w:t>3</w:t>
+      </w:r>
+      <w:r>
+        <w:rPr>
+          <w:lang w:val="id_ID" w:bidi="id_ID"/>
+        </w:rPr>
+        <w:t xml:space="preserve"> Pasukan berkuda menyerang, pedang bernyala-nyala dan tombak berkilat-kilat! Banyak yang mati terbunuh dan bangkai bertimbun-timbun! Tidak habis-habisnya mayat-mayat, orang tersandung jatuh pada mayat-mayat!</w:t>
+      </w:r>
     </w:p>
     <w:p>
       <w:pPr/>
@@ -325,23 +891,13 @@
           <w:vertAlign w:val="superscript"/>
           <w:lang w:val="id_ID" w:bidi="id_ID"/>
         </w:rPr>
-        <w:t>3</w:t>
-      </w:r>
-      <w:r>
-        <w:rPr>
-          <w:lang w:val="id_ID" w:bidi="id_ID"/>
-        </w:rPr>
-        <w:t xml:space="preserve"> Tuhan itu panjang sabar dan besar kuasa, tetapi Ia tidak sekali-kali membebaskan dari hukuman orang yang bersalah. Ia berjalan dalam puting beliung dan badai, dan awan adalah debu kaki-Nya.</w:t>
-      </w:r>
-      <w:r>
-        <w:rPr>
-          <w:lang w:val="id_ID" w:bidi="id_ID"/>
-        </w:rPr>
-      </w:r>
-      <w:r>
-        <w:rPr>
-          <w:lang w:val="id_ID" w:bidi="id_ID"/>
-        </w:rPr>
+        <w:t>4</w:t>
+      </w:r>
+      <w:r>
+        <w:rPr>
+          <w:lang w:val="id_ID" w:bidi="id_ID"/>
+        </w:rPr>
+        <w:t xml:space="preserve"> Semuanya karena banyaknya persundalan si perempuan sundal, yang cantik parasnya dan ahli dalam sihir, yang memperdayakan bangsa-bangsa dengan persundalannya dan kaum-kaum dengan sihirnya.</w:t>
       </w:r>
     </w:p>
     <w:p>
@@ -351,6 +907,19 @@
           <w:lang w:val="id_ID" w:bidi="id_ID"/>
         </w:rPr>
       </w:r>
+      <w:r>
+        <w:rPr>
+          <w:vertAlign w:val="superscript"/>
+          <w:lang w:val="id_ID" w:bidi="id_ID"/>
+        </w:rPr>
+        <w:t>5</w:t>
+      </w:r>
+      <w:r>
+        <w:rPr>
+          <w:lang w:val="id_ID" w:bidi="id_ID"/>
+        </w:rPr>
+        <w:t xml:space="preserve"> Lihat, Aku akan menjadi lawanmu, demikianlah firman Tuhan semesta alam; Aku akan mengangkat ujung kainmu sampai ke mukamu dan akan memperlihatkan auratmu kepada bangsa-bangsa dan kemaluanmu kepada kerajaan-kerajaan.</w:t>
+      </w:r>
     </w:p>
     <w:p>
       <w:pPr/>
@@ -364,23 +933,13 @@
           <w:vertAlign w:val="superscript"/>
           <w:lang w:val="id_ID" w:bidi="id_ID"/>
         </w:rPr>
-        <w:t>4</w:t>
-      </w:r>
-      <w:r>
-        <w:rPr>
-          <w:lang w:val="id_ID" w:bidi="id_ID"/>
-        </w:rPr>
-        <w:t xml:space="preserve"> Ia menghardik laut dan mengeringkannya, dan segala sungai dijadikan-Nya kering. Basan dan Karmel menjadi merana dan kembang Libanon menjadi layu.</w:t>
-      </w:r>
-      <w:r>
-        <w:rPr>
-          <w:lang w:val="id_ID" w:bidi="id_ID"/>
-        </w:rPr>
-      </w:r>
-      <w:r>
-        <w:rPr>
-          <w:lang w:val="id_ID" w:bidi="id_ID"/>
-        </w:rPr>
+        <w:t>6</w:t>
+      </w:r>
+      <w:r>
+        <w:rPr>
+          <w:lang w:val="id_ID" w:bidi="id_ID"/>
+        </w:rPr>
+        <w:t xml:space="preserve"> Aku akan melemparkan barang keji ke atasmu, akan menghina engkau dan akan membuat engkau menjadi tontonan.</w:t>
       </w:r>
     </w:p>
     <w:p>
@@ -390,6 +949,19 @@
           <w:lang w:val="id_ID" w:bidi="id_ID"/>
         </w:rPr>
       </w:r>
+      <w:r>
+        <w:rPr>
+          <w:vertAlign w:val="superscript"/>
+          <w:lang w:val="id_ID" w:bidi="id_ID"/>
+        </w:rPr>
+        <w:t>7</w:t>
+      </w:r>
+      <w:r>
+        <w:rPr>
+          <w:lang w:val="id_ID" w:bidi="id_ID"/>
+        </w:rPr>
+        <w:t xml:space="preserve"> Maka semua orang yang melihat engkau akan lari meninggalkan engkau serta berkata: ”Niniwe sudah rusak! Siapakah yang meratapi dia? Dari manakah aku akan mencari penghibur-penghibur untuk dia?”</w:t>
+      </w:r>
     </w:p>
     <w:p>
       <w:pPr/>
@@ -403,23 +975,13 @@
           <w:vertAlign w:val="superscript"/>
           <w:lang w:val="id_ID" w:bidi="id_ID"/>
         </w:rPr>
-        <w:t>5</w:t>
-      </w:r>
-      <w:r>
-        <w:rPr>
-          <w:lang w:val="id_ID" w:bidi="id_ID"/>
-        </w:rPr>
-        <w:t xml:space="preserve"> Gunung-gunung gemetar terhadap Dia, dan bukit-bukit mencair. Bumi menjadi sunyi sepi di hadapan-Nya, dunia serta seluruh penduduknya.</w:t>
-      </w:r>
-      <w:r>
-        <w:rPr>
-          <w:lang w:val="id_ID" w:bidi="id_ID"/>
-        </w:rPr>
-      </w:r>
-      <w:r>
-        <w:rPr>
-          <w:lang w:val="id_ID" w:bidi="id_ID"/>
-        </w:rPr>
+        <w:t>8</w:t>
+      </w:r>
+      <w:r>
+        <w:rPr>
+          <w:lang w:val="id_ID" w:bidi="id_ID"/>
+        </w:rPr>
+        <w:t xml:space="preserve"> Adakah engkau lebih baik dari Tebe, kota dewa Amon, yang letaknya di sungai Nil, dengan air sekelilingnya, yang tembok kotanya adalah laut, dan bentengnya adalah air?</w:t>
       </w:r>
     </w:p>
     <w:p>
@@ -429,6 +991,19 @@
           <w:lang w:val="id_ID" w:bidi="id_ID"/>
         </w:rPr>
       </w:r>
+      <w:r>
+        <w:rPr>
+          <w:vertAlign w:val="superscript"/>
+          <w:lang w:val="id_ID" w:bidi="id_ID"/>
+        </w:rPr>
+        <w:t>9</w:t>
+      </w:r>
+      <w:r>
+        <w:rPr>
+          <w:lang w:val="id_ID" w:bidi="id_ID"/>
+        </w:rPr>
+        <w:t xml:space="preserve"> Etiopia adalah kekuatannya, juga Mesir, dengan tidak terbatas; Put dan orang-orang Libia adalah pembantunya.</w:t>
+      </w:r>
     </w:p>
     <w:p>
       <w:pPr/>
@@ -442,23 +1017,13 @@
           <w:vertAlign w:val="superscript"/>
           <w:lang w:val="id_ID" w:bidi="id_ID"/>
         </w:rPr>
-        <w:t>6</w:t>
-      </w:r>
-      <w:r>
-        <w:rPr>
-          <w:lang w:val="id_ID" w:bidi="id_ID"/>
-        </w:rPr>
-        <w:t xml:space="preserve"> Siapakah yang tahan berdiri menghadapi geram-Nya? Dan siapakah yang tahan tegak terhadap murka-Nya yang bernyala-nyala? Kehangatan amarah-Nya tercurah seperti api, dan gunung-gunung batu menjadi roboh di hadapan-Nya.</w:t>
-      </w:r>
-      <w:r>
-        <w:rPr>
-          <w:lang w:val="id_ID" w:bidi="id_ID"/>
-        </w:rPr>
-      </w:r>
-      <w:r>
-        <w:rPr>
-          <w:lang w:val="id_ID" w:bidi="id_ID"/>
-        </w:rPr>
+        <w:t>10</w:t>
+      </w:r>
+      <w:r>
+        <w:rPr>
+          <w:lang w:val="id_ID" w:bidi="id_ID"/>
+        </w:rPr>
+        <w:t xml:space="preserve"> Tetapi dia sendiri pun terpaksa pergi ke dalam pembuangan, terpaksa masuk ke dalam tawanan. Bayi-bayinya pun diremukkan di ujung segala jalan; tentang semua orangnya yang dihormati dibuang undi, dan semua pembesarnya dibelenggu dengan rantai.</w:t>
       </w:r>
     </w:p>
     <w:p>
@@ -468,6 +1033,19 @@
           <w:lang w:val="id_ID" w:bidi="id_ID"/>
         </w:rPr>
       </w:r>
+      <w:r>
+        <w:rPr>
+          <w:vertAlign w:val="superscript"/>
+          <w:lang w:val="id_ID" w:bidi="id_ID"/>
+        </w:rPr>
+        <w:t>11</w:t>
+      </w:r>
+      <w:r>
+        <w:rPr>
+          <w:lang w:val="id_ID" w:bidi="id_ID"/>
+        </w:rPr>
+        <w:t xml:space="preserve"> Engkau pun akan menjadi mabuk, akan menjadi tidak berdaya; engkau pun akan mencari tempat perlindungan terhadap musuh.</w:t>
+      </w:r>
     </w:p>
     <w:p>
       <w:pPr/>
@@ -481,23 +1059,13 @@
           <w:vertAlign w:val="superscript"/>
           <w:lang w:val="id_ID" w:bidi="id_ID"/>
         </w:rPr>
-        <w:t>7</w:t>
-      </w:r>
-      <w:r>
-        <w:rPr>
-          <w:lang w:val="id_ID" w:bidi="id_ID"/>
-        </w:rPr>
-        <w:t xml:space="preserve"> Tuhan itu baik; Ia adalah tempat pengungsian pada waktu kesusahan; Ia mengenal orang-orang yang berlindung kepada-Nya</w:t>
-      </w:r>
-      <w:r>
-        <w:rPr>
-          <w:lang w:val="id_ID" w:bidi="id_ID"/>
-        </w:rPr>
-      </w:r>
-      <w:r>
-        <w:rPr>
-          <w:lang w:val="id_ID" w:bidi="id_ID"/>
-        </w:rPr>
+        <w:t>12</w:t>
+      </w:r>
+      <w:r>
+        <w:rPr>
+          <w:lang w:val="id_ID" w:bidi="id_ID"/>
+        </w:rPr>
+        <w:t xml:space="preserve"> Segala kubumu adalah seperti pohon ara dengan buah ara yang masak duluan; jika diayunkan, maka jatuhlah buahnya ke dalam mulut orang yang hendak memakannya.</w:t>
       </w:r>
     </w:p>
     <w:p>
@@ -507,6 +1075,19 @@
           <w:lang w:val="id_ID" w:bidi="id_ID"/>
         </w:rPr>
       </w:r>
+      <w:r>
+        <w:rPr>
+          <w:vertAlign w:val="superscript"/>
+          <w:lang w:val="id_ID" w:bidi="id_ID"/>
+        </w:rPr>
+        <w:t>13</w:t>
+      </w:r>
+      <w:r>
+        <w:rPr>
+          <w:lang w:val="id_ID" w:bidi="id_ID"/>
+        </w:rPr>
+        <w:t xml:space="preserve"> Sesungguhnya, laskar yang di tengah-tengahmu itu adalah perempuan-perempuan; pintu-pintu gerbang negerimu terbuka lebar-lebar untuk musuhmu; api telah memakan habis palang pintumu.</w:t>
+      </w:r>
     </w:p>
     <w:p>
       <w:pPr/>
@@ -520,23 +1101,13 @@
           <w:vertAlign w:val="superscript"/>
           <w:lang w:val="id_ID" w:bidi="id_ID"/>
         </w:rPr>
-        <w:t>8</w:t>
-      </w:r>
-      <w:r>
-        <w:rPr>
-          <w:lang w:val="id_ID" w:bidi="id_ID"/>
-        </w:rPr>
-        <w:t xml:space="preserve"> dan menyeberangkan mereka pada waktu banjir. Ia menghabisi sama sekali orang-orang yang bangkit melawan Dia, dan musuh-Nya dihalau-Nya ke dalam gelap.</w:t>
-      </w:r>
-      <w:r>
-        <w:rPr>
-          <w:lang w:val="id_ID" w:bidi="id_ID"/>
-        </w:rPr>
-      </w:r>
-      <w:r>
-        <w:rPr>
-          <w:lang w:val="id_ID" w:bidi="id_ID"/>
-        </w:rPr>
+        <w:t>14</w:t>
+      </w:r>
+      <w:r>
+        <w:rPr>
+          <w:lang w:val="id_ID" w:bidi="id_ID"/>
+        </w:rPr>
+        <w:t xml:space="preserve"> Timbalah air menghadapi pengepungan, perkuatlah kubu-kubumu! Pijaklah lumpur, injaklah tanah liat, peganglah acuan batu bata!</w:t>
       </w:r>
     </w:p>
     <w:p>
@@ -546,6 +1117,19 @@
           <w:lang w:val="id_ID" w:bidi="id_ID"/>
         </w:rPr>
       </w:r>
+      <w:r>
+        <w:rPr>
+          <w:vertAlign w:val="superscript"/>
+          <w:lang w:val="id_ID" w:bidi="id_ID"/>
+        </w:rPr>
+        <w:t>15</w:t>
+      </w:r>
+      <w:r>
+        <w:rPr>
+          <w:lang w:val="id_ID" w:bidi="id_ID"/>
+        </w:rPr>
+        <w:t xml:space="preserve"> Di sana api akan memakan engkau habis, pedang akan membabat engkau, akan memakan engkau seperti belalang pelompat. Sekalipun engkau berjumlah besar seperti belalang pelompat, berjumlah besar seperti belalang pindahan,</w:t>
+      </w:r>
     </w:p>
     <w:p>
       <w:pPr/>
@@ -559,23 +1143,13 @@
           <w:vertAlign w:val="superscript"/>
           <w:lang w:val="id_ID" w:bidi="id_ID"/>
         </w:rPr>
-        <w:t>9</w:t>
-      </w:r>
-      <w:r>
-        <w:rPr>
-          <w:lang w:val="id_ID" w:bidi="id_ID"/>
-        </w:rPr>
-        <w:t xml:space="preserve"> Apakah maksudmu menentang Tuhan? Ia akan menghabisi sama sekali; kesengsaraan tidak akan timbul dua kali!</w:t>
-      </w:r>
-      <w:r>
-        <w:rPr>
-          <w:lang w:val="id_ID" w:bidi="id_ID"/>
-        </w:rPr>
-      </w:r>
-      <w:r>
-        <w:rPr>
-          <w:lang w:val="id_ID" w:bidi="id_ID"/>
-        </w:rPr>
+        <w:t>16</w:t>
+      </w:r>
+      <w:r>
+        <w:rPr>
+          <w:lang w:val="id_ID" w:bidi="id_ID"/>
+        </w:rPr>
+        <w:t xml:space="preserve"> sekalipun kauperbanyak orang-orang dagangmu lebih dari bintang-bintang di langit, seperti belalang pelompat mereka mengembangkan sayap dan terbang menghilang.</w:t>
       </w:r>
     </w:p>
     <w:p>
@@ -585,6 +1159,19 @@
           <w:lang w:val="id_ID" w:bidi="id_ID"/>
         </w:rPr>
       </w:r>
+      <w:r>
+        <w:rPr>
+          <w:vertAlign w:val="superscript"/>
+          <w:lang w:val="id_ID" w:bidi="id_ID"/>
+        </w:rPr>
+        <w:t>17</w:t>
+      </w:r>
+      <w:r>
+        <w:rPr>
+          <w:lang w:val="id_ID" w:bidi="id_ID"/>
+        </w:rPr>
+        <w:t xml:space="preserve"> Sekalipun para penjagamu seperti belalang pindahan dan para pegawaimu seperti kawanan belalang, yang hinggap pada tembok-tembok pada waktu dingin, namun jika matahari terbit, mereka lari menghilang, tidak ketahuan tempatnya.</w:t>
+      </w:r>
     </w:p>
     <w:p>
       <w:pPr/>
@@ -598,23 +1185,13 @@
           <w:vertAlign w:val="superscript"/>
           <w:lang w:val="id_ID" w:bidi="id_ID"/>
         </w:rPr>
-        <w:t>10</w:t>
-      </w:r>
-      <w:r>
-        <w:rPr>
-          <w:lang w:val="id_ID" w:bidi="id_ID"/>
-        </w:rPr>
-        <w:t xml:space="preserve"> Sebab mereka pun akan lenyap seperti duri yang berjalin-jalin, dimakan habis seperti jerami kering.</w:t>
-      </w:r>
-      <w:r>
-        <w:rPr>
-          <w:lang w:val="id_ID" w:bidi="id_ID"/>
-        </w:rPr>
-      </w:r>
-      <w:r>
-        <w:rPr>
-          <w:lang w:val="id_ID" w:bidi="id_ID"/>
-        </w:rPr>
+        <w:t>18</w:t>
+      </w:r>
+      <w:r>
+        <w:rPr>
+          <w:lang w:val="id_ID" w:bidi="id_ID"/>
+        </w:rPr>
+        <w:t xml:space="preserve"> Celaka! Alangkah terlelapnya para gembalamu, hai raja negeri Asyur! Para pemukamu tertidur, laskarmu berserak-serak di gunung-gunung, dan tidak ada yang mengumpulkan.</w:t>
       </w:r>
     </w:p>
     <w:p>
@@ -624,1455 +1201,11 @@
           <w:lang w:val="id_ID" w:bidi="id_ID"/>
         </w:rPr>
       </w:r>
-    </w:p>
-    <w:p>
-      <w:pPr/>
-      <w:r>
-        <w:rPr>
-          <w:lang w:val="id_ID" w:bidi="id_ID"/>
-        </w:rPr>
-      </w:r>
       <w:r>
         <w:rPr>
           <w:vertAlign w:val="superscript"/>
           <w:lang w:val="id_ID" w:bidi="id_ID"/>
         </w:rPr>
-        <w:t>11</w:t>
-      </w:r>
-      <w:r>
-        <w:rPr>
-          <w:lang w:val="id_ID" w:bidi="id_ID"/>
-        </w:rPr>
-        <w:t xml:space="preserve"> Bukankah dari padamu muncul orang yang merancang kejahatan terhadap Tuhan, orang yang memberi nasihat dursila?</w:t>
-      </w:r>
-      <w:r>
-        <w:rPr>
-          <w:lang w:val="id_ID" w:bidi="id_ID"/>
-        </w:rPr>
-      </w:r>
-      <w:r>
-        <w:rPr>
-          <w:lang w:val="id_ID" w:bidi="id_ID"/>
-        </w:rPr>
-      </w:r>
-    </w:p>
-    <w:p>
-      <w:pPr/>
-      <w:r>
-        <w:rPr>
-          <w:lang w:val="id_ID" w:bidi="id_ID"/>
-        </w:rPr>
-      </w:r>
-    </w:p>
-    <w:p>
-      <w:pPr/>
-      <w:r>
-        <w:rPr>
-          <w:lang w:val="id_ID" w:bidi="id_ID"/>
-        </w:rPr>
-      </w:r>
-      <w:r>
-        <w:rPr>
-          <w:vertAlign w:val="superscript"/>
-          <w:lang w:val="id_ID" w:bidi="id_ID"/>
-        </w:rPr>
-        <w:t>12</w:t>
-      </w:r>
-      <w:r>
-        <w:rPr>
-          <w:lang w:val="id_ID" w:bidi="id_ID"/>
-        </w:rPr>
-        <w:t xml:space="preserve"> Beginilah firman Tuhan: ”Sekalipun mereka utuh dan begitu banyak jumlahnya, tetapi mereka akan hilang terbabat dan mati binasa; sekalipun Aku telah merendahkan engkau, tetapi Aku tidak akan merendahkan engkau lagi.</w:t>
-      </w:r>
-      <w:r>
-        <w:rPr>
-          <w:lang w:val="id_ID" w:bidi="id_ID"/>
-        </w:rPr>
-      </w:r>
-      <w:r>
-        <w:rPr>
-          <w:lang w:val="id_ID" w:bidi="id_ID"/>
-        </w:rPr>
-      </w:r>
-    </w:p>
-    <w:p>
-      <w:pPr/>
-      <w:r>
-        <w:rPr>
-          <w:lang w:val="id_ID" w:bidi="id_ID"/>
-        </w:rPr>
-      </w:r>
-    </w:p>
-    <w:p>
-      <w:pPr/>
-      <w:r>
-        <w:rPr>
-          <w:lang w:val="id_ID" w:bidi="id_ID"/>
-        </w:rPr>
-      </w:r>
-      <w:r>
-        <w:rPr>
-          <w:vertAlign w:val="superscript"/>
-          <w:lang w:val="id_ID" w:bidi="id_ID"/>
-        </w:rPr>
-        <w:t>13</w:t>
-      </w:r>
-      <w:r>
-        <w:rPr>
-          <w:lang w:val="id_ID" w:bidi="id_ID"/>
-        </w:rPr>
-        <w:t xml:space="preserve"> Sekarang, Aku akan mematahkan gandarnya yang memberati engkau, dan akan memutuskan belenggu-belenggu yang mengikat engkau.”</w:t>
-      </w:r>
-      <w:r>
-        <w:rPr>
-          <w:lang w:val="id_ID" w:bidi="id_ID"/>
-        </w:rPr>
-      </w:r>
-      <w:r>
-        <w:rPr>
-          <w:lang w:val="id_ID" w:bidi="id_ID"/>
-        </w:rPr>
-      </w:r>
-    </w:p>
-    <w:p>
-      <w:pPr/>
-      <w:r>
-        <w:rPr>
-          <w:lang w:val="id_ID" w:bidi="id_ID"/>
-        </w:rPr>
-      </w:r>
-    </w:p>
-    <w:p>
-      <w:pPr/>
-      <w:r>
-        <w:rPr>
-          <w:lang w:val="id_ID" w:bidi="id_ID"/>
-        </w:rPr>
-      </w:r>
-      <w:r>
-        <w:rPr>
-          <w:vertAlign w:val="superscript"/>
-          <w:lang w:val="id_ID" w:bidi="id_ID"/>
-        </w:rPr>
-        <w:t>14</w:t>
-      </w:r>
-      <w:r>
-        <w:rPr>
-          <w:lang w:val="id_ID" w:bidi="id_ID"/>
-        </w:rPr>
-        <w:t xml:space="preserve"> Terhadap engkau, inilah perintah Tuhan: ”Tidak akan ada lagi keturunan dengan namamu. Dari rumah allahmu Aku akan melenyapkan patung pahatan dan patung tuangan; kuburmu akan Kusediakan, sebab engkau hina.”</w:t>
-      </w:r>
-      <w:r>
-        <w:rPr>
-          <w:lang w:val="id_ID" w:bidi="id_ID"/>
-        </w:rPr>
-      </w:r>
-      <w:r>
-        <w:rPr>
-          <w:lang w:val="id_ID" w:bidi="id_ID"/>
-        </w:rPr>
-      </w:r>
-    </w:p>
-    <w:p>
-      <w:pPr/>
-      <w:r>
-        <w:rPr>
-          <w:lang w:val="id_ID" w:bidi="id_ID"/>
-        </w:rPr>
-      </w:r>
-    </w:p>
-    <w:p>
-      <w:pPr/>
-      <w:r>
-        <w:rPr>
-          <w:lang w:val="id_ID" w:bidi="id_ID"/>
-        </w:rPr>
-      </w:r>
-      <w:r>
-        <w:rPr>
-          <w:vertAlign w:val="superscript"/>
-          <w:lang w:val="id_ID" w:bidi="id_ID"/>
-        </w:rPr>
-        <w:t>15</w:t>
-      </w:r>
-      <w:r>
-        <w:rPr>
-          <w:lang w:val="id_ID" w:bidi="id_ID"/>
-        </w:rPr>
-        <w:t xml:space="preserve"> Lihatlah! Di atas gunung-gunung berjalan orang yang membawa berita, yang mengabarkan berita damai sejahtera. Rayakanlah hari rayamu, hai Yehuda, bayarlah nazarmu! Sebab tidak akan datang lagi orang dursila menyerang engkau; ia telah dilenyapkan sama sekali!</w:t>
-      </w:r>
-      <w:r>
-        <w:rPr>
-          <w:lang w:val="id_ID" w:bidi="id_ID"/>
-        </w:rPr>
-      </w:r>
-      <w:r>
-        <w:rPr>
-          <w:lang w:val="id_ID" w:bidi="id_ID"/>
-        </w:rPr>
-      </w:r>
-    </w:p>
-    <w:p>
-      <w:pPr/>
-      <w:r>
-        <w:rPr>
-          <w:lang w:val="id_ID" w:bidi="id_ID"/>
-        </w:rPr>
-      </w:r>
-    </w:p>
-    <w:p>
-      <w:pPr>
-        <w:pStyle w:val="Heading2"/>
-      </w:pPr>
-      <w:r>
-        <w:rPr>
-          <w:lang w:val="id_ID" w:bidi="id_ID"/>
-        </w:rPr>
-        <w:t>Nahum 2:1</w:t>
-      </w:r>
-      <w:r>
-        <w:rPr>
-          <w:lang w:val="id_ID" w:bidi="id_ID"/>
-        </w:rPr>
-      </w:r>
-    </w:p>
-    <w:p>
-      <w:pPr/>
-      <w:r>
-        <w:rPr>
-          <w:lang w:val="id_ID" w:bidi="id_ID"/>
-        </w:rPr>
-      </w:r>
-      <w:r>
-        <w:rPr>
-          <w:vertAlign w:val="superscript"/>
-          <w:lang w:val="id_ID" w:bidi="id_ID"/>
-        </w:rPr>
-        <w:t>1</w:t>
-      </w:r>
-      <w:r>
-        <w:rPr>
-          <w:lang w:val="id_ID" w:bidi="id_ID"/>
-        </w:rPr>
-        <w:t xml:space="preserve"> Pembongkar maju terhadap engkau; adakan penjagaan di benteng, mengintailah di jalan, ikatlah pinggangmu teguh-teguh, kumpulkanlah segala kekuatan!</w:t>
-      </w:r>
-      <w:r>
-        <w:rPr>
-          <w:lang w:val="id_ID" w:bidi="id_ID"/>
-        </w:rPr>
-      </w:r>
-      <w:r>
-        <w:rPr>
-          <w:lang w:val="id_ID" w:bidi="id_ID"/>
-        </w:rPr>
-      </w:r>
-    </w:p>
-    <w:p>
-      <w:pPr/>
-      <w:r>
-        <w:rPr>
-          <w:lang w:val="id_ID" w:bidi="id_ID"/>
-        </w:rPr>
-      </w:r>
-    </w:p>
-    <w:p>
-      <w:pPr/>
-      <w:r>
-        <w:rPr>
-          <w:lang w:val="id_ID" w:bidi="id_ID"/>
-        </w:rPr>
-      </w:r>
-      <w:r>
-        <w:rPr>
-          <w:vertAlign w:val="superscript"/>
-          <w:lang w:val="id_ID" w:bidi="id_ID"/>
-        </w:rPr>
-        <w:t>2</w:t>
-      </w:r>
-      <w:r>
-        <w:rPr>
-          <w:lang w:val="id_ID" w:bidi="id_ID"/>
-        </w:rPr>
-        <w:t xml:space="preserve"> Sungguh, Tuhan memulihkan kebanggaan Yakub, seperti kebanggaan Israel; sebab perusak telah merusakkannya dan telah membinasakan carang-carangnya.</w:t>
-      </w:r>
-      <w:r>
-        <w:rPr>
-          <w:lang w:val="id_ID" w:bidi="id_ID"/>
-        </w:rPr>
-      </w:r>
-      <w:r>
-        <w:rPr>
-          <w:lang w:val="id_ID" w:bidi="id_ID"/>
-        </w:rPr>
-      </w:r>
-    </w:p>
-    <w:p>
-      <w:pPr/>
-      <w:r>
-        <w:rPr>
-          <w:lang w:val="id_ID" w:bidi="id_ID"/>
-        </w:rPr>
-      </w:r>
-    </w:p>
-    <w:p>
-      <w:pPr/>
-      <w:r>
-        <w:rPr>
-          <w:lang w:val="id_ID" w:bidi="id_ID"/>
-        </w:rPr>
-      </w:r>
-      <w:r>
-        <w:rPr>
-          <w:vertAlign w:val="superscript"/>
-          <w:lang w:val="id_ID" w:bidi="id_ID"/>
-        </w:rPr>
-        <w:t>3</w:t>
-      </w:r>
-      <w:r>
-        <w:rPr>
-          <w:lang w:val="id_ID" w:bidi="id_ID"/>
-        </w:rPr>
-        <w:t xml:space="preserve"> Perisai para pahlawannya berwarna merah, prajuritnya berpakaian kirmizi; kereta berkilat-kilat seperti api suluh pada hari ia melengkapinya, dan kuda-kuda penuh gelisah.</w:t>
-      </w:r>
-      <w:r>
-        <w:rPr>
-          <w:lang w:val="id_ID" w:bidi="id_ID"/>
-        </w:rPr>
-      </w:r>
-      <w:r>
-        <w:rPr>
-          <w:lang w:val="id_ID" w:bidi="id_ID"/>
-        </w:rPr>
-      </w:r>
-    </w:p>
-    <w:p>
-      <w:pPr/>
-      <w:r>
-        <w:rPr>
-          <w:lang w:val="id_ID" w:bidi="id_ID"/>
-        </w:rPr>
-      </w:r>
-    </w:p>
-    <w:p>
-      <w:pPr/>
-      <w:r>
-        <w:rPr>
-          <w:lang w:val="id_ID" w:bidi="id_ID"/>
-        </w:rPr>
-      </w:r>
-      <w:r>
-        <w:rPr>
-          <w:vertAlign w:val="superscript"/>
-          <w:lang w:val="id_ID" w:bidi="id_ID"/>
-        </w:rPr>
-        <w:t>4</w:t>
-      </w:r>
-      <w:r>
-        <w:rPr>
-          <w:lang w:val="id_ID" w:bidi="id_ID"/>
-        </w:rPr>
-        <w:t xml:space="preserve"> Kereta melaju galak di jalan, kejar-mengejar di lapangan; kelihatannya seperti suluh, berpacu seperti kilat.</w:t>
-      </w:r>
-      <w:r>
-        <w:rPr>
-          <w:lang w:val="id_ID" w:bidi="id_ID"/>
-        </w:rPr>
-      </w:r>
-      <w:r>
-        <w:rPr>
-          <w:lang w:val="id_ID" w:bidi="id_ID"/>
-        </w:rPr>
-      </w:r>
-    </w:p>
-    <w:p>
-      <w:pPr/>
-      <w:r>
-        <w:rPr>
-          <w:lang w:val="id_ID" w:bidi="id_ID"/>
-        </w:rPr>
-      </w:r>
-    </w:p>
-    <w:p>
-      <w:pPr/>
-      <w:r>
-        <w:rPr>
-          <w:lang w:val="id_ID" w:bidi="id_ID"/>
-        </w:rPr>
-      </w:r>
-      <w:r>
-        <w:rPr>
-          <w:vertAlign w:val="superscript"/>
-          <w:lang w:val="id_ID" w:bidi="id_ID"/>
-        </w:rPr>
-        <w:t>5</w:t>
-      </w:r>
-      <w:r>
-        <w:rPr>
-          <w:lang w:val="id_ID" w:bidi="id_ID"/>
-        </w:rPr>
-        <w:t xml:space="preserve"> Pasukan-pasukan istimewa dikerahkan, mereka tersandung jatuh di waktu berjalan maju; mereka lari terburu-buru ke arah tembok kota, sedang alat pendobrak sudah ditegakkan.</w:t>
-      </w:r>
-      <w:r>
-        <w:rPr>
-          <w:lang w:val="id_ID" w:bidi="id_ID"/>
-        </w:rPr>
-      </w:r>
-      <w:r>
-        <w:rPr>
-          <w:lang w:val="id_ID" w:bidi="id_ID"/>
-        </w:rPr>
-      </w:r>
-    </w:p>
-    <w:p>
-      <w:pPr/>
-      <w:r>
-        <w:rPr>
-          <w:lang w:val="id_ID" w:bidi="id_ID"/>
-        </w:rPr>
-      </w:r>
-    </w:p>
-    <w:p>
-      <w:pPr/>
-      <w:r>
-        <w:rPr>
-          <w:lang w:val="id_ID" w:bidi="id_ID"/>
-        </w:rPr>
-      </w:r>
-      <w:r>
-        <w:rPr>
-          <w:vertAlign w:val="superscript"/>
-          <w:lang w:val="id_ID" w:bidi="id_ID"/>
-        </w:rPr>
-        <w:t>6</w:t>
-      </w:r>
-      <w:r>
-        <w:rPr>
-          <w:lang w:val="id_ID" w:bidi="id_ID"/>
-        </w:rPr>
-        <w:t xml:space="preserve"> Pintu-pintu di sungai-sungai telah dibuka, dan istana menjadi gempar.</w:t>
-      </w:r>
-      <w:r>
-        <w:rPr>
-          <w:lang w:val="id_ID" w:bidi="id_ID"/>
-        </w:rPr>
-      </w:r>
-      <w:r>
-        <w:rPr>
-          <w:lang w:val="id_ID" w:bidi="id_ID"/>
-        </w:rPr>
-      </w:r>
-    </w:p>
-    <w:p>
-      <w:pPr/>
-      <w:r>
-        <w:rPr>
-          <w:lang w:val="id_ID" w:bidi="id_ID"/>
-        </w:rPr>
-      </w:r>
-    </w:p>
-    <w:p>
-      <w:pPr/>
-      <w:r>
-        <w:rPr>
-          <w:lang w:val="id_ID" w:bidi="id_ID"/>
-        </w:rPr>
-      </w:r>
-      <w:r>
-        <w:rPr>
-          <w:vertAlign w:val="superscript"/>
-          <w:lang w:val="id_ID" w:bidi="id_ID"/>
-        </w:rPr>
-        <w:t>7</w:t>
-      </w:r>
-      <w:r>
-        <w:rPr>
-          <w:lang w:val="id_ID" w:bidi="id_ID"/>
-        </w:rPr>
-        <w:t xml:space="preserve"> Permaisuri dibawa ke luar dan ditelanjangi dan dayang-dayangnya mengerang, mengaduh seperti suara merpati sambil memukul-mukul dada.</w:t>
-      </w:r>
-      <w:r>
-        <w:rPr>
-          <w:lang w:val="id_ID" w:bidi="id_ID"/>
-        </w:rPr>
-      </w:r>
-      <w:r>
-        <w:rPr>
-          <w:lang w:val="id_ID" w:bidi="id_ID"/>
-        </w:rPr>
-      </w:r>
-    </w:p>
-    <w:p>
-      <w:pPr/>
-      <w:r>
-        <w:rPr>
-          <w:lang w:val="id_ID" w:bidi="id_ID"/>
-        </w:rPr>
-      </w:r>
-    </w:p>
-    <w:p>
-      <w:pPr/>
-      <w:r>
-        <w:rPr>
-          <w:lang w:val="id_ID" w:bidi="id_ID"/>
-        </w:rPr>
-      </w:r>
-      <w:r>
-        <w:rPr>
-          <w:vertAlign w:val="superscript"/>
-          <w:lang w:val="id_ID" w:bidi="id_ID"/>
-        </w:rPr>
-        <w:t>8</w:t>
-      </w:r>
-      <w:r>
-        <w:rPr>
-          <w:lang w:val="id_ID" w:bidi="id_ID"/>
-        </w:rPr>
-        <w:t xml:space="preserve"> Niniwe sendiri seperti kolam air yang airnya mengalir ke luar. ”Berhenti! Berhenti!” teriak orang, tetapi tidak ada yang berpaling.</w:t>
-      </w:r>
-      <w:r>
-        <w:rPr>
-          <w:lang w:val="id_ID" w:bidi="id_ID"/>
-        </w:rPr>
-      </w:r>
-      <w:r>
-        <w:rPr>
-          <w:lang w:val="id_ID" w:bidi="id_ID"/>
-        </w:rPr>
-      </w:r>
-    </w:p>
-    <w:p>
-      <w:pPr/>
-      <w:r>
-        <w:rPr>
-          <w:lang w:val="id_ID" w:bidi="id_ID"/>
-        </w:rPr>
-      </w:r>
-    </w:p>
-    <w:p>
-      <w:pPr/>
-      <w:r>
-        <w:rPr>
-          <w:lang w:val="id_ID" w:bidi="id_ID"/>
-        </w:rPr>
-      </w:r>
-      <w:r>
-        <w:rPr>
-          <w:vertAlign w:val="superscript"/>
-          <w:lang w:val="id_ID" w:bidi="id_ID"/>
-        </w:rPr>
-        <w:t>9</w:t>
-      </w:r>
-      <w:r>
-        <w:rPr>
-          <w:lang w:val="id_ID" w:bidi="id_ID"/>
-        </w:rPr>
-        <w:t xml:space="preserve"> Jarahlah perak, jarahlah emas! Sebab tidak berkesudahan persediaan harta benda, kelimpahan segala barang yang indah-indah!</w:t>
-      </w:r>
-      <w:r>
-        <w:rPr>
-          <w:lang w:val="id_ID" w:bidi="id_ID"/>
-        </w:rPr>
-      </w:r>
-      <w:r>
-        <w:rPr>
-          <w:lang w:val="id_ID" w:bidi="id_ID"/>
-        </w:rPr>
-      </w:r>
-    </w:p>
-    <w:p>
-      <w:pPr/>
-      <w:r>
-        <w:rPr>
-          <w:lang w:val="id_ID" w:bidi="id_ID"/>
-        </w:rPr>
-      </w:r>
-    </w:p>
-    <w:p>
-      <w:pPr/>
-      <w:r>
-        <w:rPr>
-          <w:lang w:val="id_ID" w:bidi="id_ID"/>
-        </w:rPr>
-      </w:r>
-      <w:r>
-        <w:rPr>
-          <w:vertAlign w:val="superscript"/>
-          <w:lang w:val="id_ID" w:bidi="id_ID"/>
-        </w:rPr>
-        <w:t>10</w:t>
-      </w:r>
-      <w:r>
-        <w:rPr>
-          <w:lang w:val="id_ID" w:bidi="id_ID"/>
-        </w:rPr>
-        <w:t xml:space="preserve"> Ketandusan, penandusan dan penindasan! Hati menjadi tawar dan lutut goyah! Segenap pinggang gemetar, dan muka sekalian orang menjadi pucat pasi.</w:t>
-      </w:r>
-      <w:r>
-        <w:rPr>
-          <w:lang w:val="id_ID" w:bidi="id_ID"/>
-        </w:rPr>
-      </w:r>
-      <w:r>
-        <w:rPr>
-          <w:lang w:val="id_ID" w:bidi="id_ID"/>
-        </w:rPr>
-      </w:r>
-    </w:p>
-    <w:p>
-      <w:pPr/>
-      <w:r>
-        <w:rPr>
-          <w:lang w:val="id_ID" w:bidi="id_ID"/>
-        </w:rPr>
-      </w:r>
-    </w:p>
-    <w:p>
-      <w:pPr/>
-      <w:r>
-        <w:rPr>
-          <w:lang w:val="id_ID" w:bidi="id_ID"/>
-        </w:rPr>
-      </w:r>
-      <w:r>
-        <w:rPr>
-          <w:vertAlign w:val="superscript"/>
-          <w:lang w:val="id_ID" w:bidi="id_ID"/>
-        </w:rPr>
-        <w:t>11</w:t>
-      </w:r>
-      <w:r>
-        <w:rPr>
-          <w:lang w:val="id_ID" w:bidi="id_ID"/>
-        </w:rPr>
-        <w:t xml:space="preserve"> Di mana gerangan persembunyian singa dan gua singa-singa muda, tempat singa pulang pergi, tempat anak singa, di mana tidak ada yang mengganggunya?</w:t>
-      </w:r>
-      <w:r>
-        <w:rPr>
-          <w:lang w:val="id_ID" w:bidi="id_ID"/>
-        </w:rPr>
-      </w:r>
-      <w:r>
-        <w:rPr>
-          <w:lang w:val="id_ID" w:bidi="id_ID"/>
-        </w:rPr>
-      </w:r>
-    </w:p>
-    <w:p>
-      <w:pPr/>
-      <w:r>
-        <w:rPr>
-          <w:lang w:val="id_ID" w:bidi="id_ID"/>
-        </w:rPr>
-      </w:r>
-    </w:p>
-    <w:p>
-      <w:pPr/>
-      <w:r>
-        <w:rPr>
-          <w:lang w:val="id_ID" w:bidi="id_ID"/>
-        </w:rPr>
-      </w:r>
-      <w:r>
-        <w:rPr>
-          <w:vertAlign w:val="superscript"/>
-          <w:lang w:val="id_ID" w:bidi="id_ID"/>
-        </w:rPr>
-        <w:t>12</w:t>
-      </w:r>
-      <w:r>
-        <w:rPr>
-          <w:lang w:val="id_ID" w:bidi="id_ID"/>
-        </w:rPr>
-        <w:t xml:space="preserve"> Biasanya singa itu menerkam supaya cukup makan anak-anaknya, mencekik mangsa bagi betina-betinanya, dan memenuhi liangnya dengan mangsa dan persembunyiannya dengan terkaman.</w:t>
-      </w:r>
-      <w:r>
-        <w:rPr>
-          <w:lang w:val="id_ID" w:bidi="id_ID"/>
-        </w:rPr>
-      </w:r>
-      <w:r>
-        <w:rPr>
-          <w:lang w:val="id_ID" w:bidi="id_ID"/>
-        </w:rPr>
-      </w:r>
-    </w:p>
-    <w:p>
-      <w:pPr/>
-      <w:r>
-        <w:rPr>
-          <w:lang w:val="id_ID" w:bidi="id_ID"/>
-        </w:rPr>
-      </w:r>
-    </w:p>
-    <w:p>
-      <w:pPr/>
-      <w:r>
-        <w:rPr>
-          <w:lang w:val="id_ID" w:bidi="id_ID"/>
-        </w:rPr>
-      </w:r>
-      <w:r>
-        <w:rPr>
-          <w:vertAlign w:val="superscript"/>
-          <w:lang w:val="id_ID" w:bidi="id_ID"/>
-        </w:rPr>
-        <w:t>13</w:t>
-      </w:r>
-      <w:r>
-        <w:rPr>
-          <w:lang w:val="id_ID" w:bidi="id_ID"/>
-        </w:rPr>
-        <w:t xml:space="preserve"> Lihat, Aku akan menjadi lawanmu, demikianlah firman Tuhan semesta alam, Aku akan membakar keretamu menjadi asap, dan pedang akan memakan habis singa mudamu; Aku akan melenyapkan mangsamu dari atas bumi, dan suara utusan-utusanmu tidak akan terdengar lagi.</w:t>
-      </w:r>
-      <w:r>
-        <w:rPr>
-          <w:lang w:val="id_ID" w:bidi="id_ID"/>
-        </w:rPr>
-      </w:r>
-      <w:r>
-        <w:rPr>
-          <w:lang w:val="id_ID" w:bidi="id_ID"/>
-        </w:rPr>
-      </w:r>
-    </w:p>
-    <w:p>
-      <w:pPr/>
-      <w:r>
-        <w:rPr>
-          <w:lang w:val="id_ID" w:bidi="id_ID"/>
-        </w:rPr>
-      </w:r>
-    </w:p>
-    <w:p>
-      <w:pPr>
-        <w:pStyle w:val="Heading2"/>
-      </w:pPr>
-      <w:r>
-        <w:rPr>
-          <w:lang w:val="id_ID" w:bidi="id_ID"/>
-        </w:rPr>
-        <w:t>Nahum 3:1</w:t>
-      </w:r>
-      <w:r>
-        <w:rPr>
-          <w:lang w:val="id_ID" w:bidi="id_ID"/>
-        </w:rPr>
-      </w:r>
-    </w:p>
-    <w:p>
-      <w:pPr/>
-      <w:r>
-        <w:rPr>
-          <w:lang w:val="id_ID" w:bidi="id_ID"/>
-        </w:rPr>
-      </w:r>
-      <w:r>
-        <w:rPr>
-          <w:vertAlign w:val="superscript"/>
-          <w:lang w:val="id_ID" w:bidi="id_ID"/>
-        </w:rPr>
-        <w:t>1</w:t>
-      </w:r>
-      <w:r>
-        <w:rPr>
-          <w:lang w:val="id_ID" w:bidi="id_ID"/>
-        </w:rPr>
-        <w:t xml:space="preserve"> Celakalah kota penumpah darah itu! Seluruhnya dusta belaka, penuh dengan perampasan, dan tidak henti-hentinya penerkaman!</w:t>
-      </w:r>
-      <w:r>
-        <w:rPr>
-          <w:lang w:val="id_ID" w:bidi="id_ID"/>
-        </w:rPr>
-      </w:r>
-      <w:r>
-        <w:rPr>
-          <w:lang w:val="id_ID" w:bidi="id_ID"/>
-        </w:rPr>
-      </w:r>
-    </w:p>
-    <w:p>
-      <w:pPr/>
-      <w:r>
-        <w:rPr>
-          <w:lang w:val="id_ID" w:bidi="id_ID"/>
-        </w:rPr>
-      </w:r>
-    </w:p>
-    <w:p>
-      <w:pPr/>
-      <w:r>
-        <w:rPr>
-          <w:lang w:val="id_ID" w:bidi="id_ID"/>
-        </w:rPr>
-      </w:r>
-      <w:r>
-        <w:rPr>
-          <w:vertAlign w:val="superscript"/>
-          <w:lang w:val="id_ID" w:bidi="id_ID"/>
-        </w:rPr>
-        <w:t>2</w:t>
-      </w:r>
-      <w:r>
-        <w:rPr>
-          <w:lang w:val="id_ID" w:bidi="id_ID"/>
-        </w:rPr>
-        <w:t xml:space="preserve"> Dengar, lecut cambuk dan derak-derik roda! Dengar, kuda lari menderap, dan kereta meloncat-loncat!</w:t>
-      </w:r>
-      <w:r>
-        <w:rPr>
-          <w:lang w:val="id_ID" w:bidi="id_ID"/>
-        </w:rPr>
-      </w:r>
-      <w:r>
-        <w:rPr>
-          <w:lang w:val="id_ID" w:bidi="id_ID"/>
-        </w:rPr>
-      </w:r>
-    </w:p>
-    <w:p>
-      <w:pPr/>
-      <w:r>
-        <w:rPr>
-          <w:lang w:val="id_ID" w:bidi="id_ID"/>
-        </w:rPr>
-      </w:r>
-    </w:p>
-    <w:p>
-      <w:pPr/>
-      <w:r>
-        <w:rPr>
-          <w:lang w:val="id_ID" w:bidi="id_ID"/>
-        </w:rPr>
-      </w:r>
-      <w:r>
-        <w:rPr>
-          <w:vertAlign w:val="superscript"/>
-          <w:lang w:val="id_ID" w:bidi="id_ID"/>
-        </w:rPr>
-        <w:t>3</w:t>
-      </w:r>
-      <w:r>
-        <w:rPr>
-          <w:lang w:val="id_ID" w:bidi="id_ID"/>
-        </w:rPr>
-        <w:t xml:space="preserve"> Pasukan berkuda menyerang, pedang bernyala-nyala dan tombak berkilat-kilat! Banyak yang mati terbunuh dan bangkai bertimbun-timbun! Tidak habis-habisnya mayat-mayat, orang tersandung jatuh pada mayat-mayat!</w:t>
-      </w:r>
-      <w:r>
-        <w:rPr>
-          <w:lang w:val="id_ID" w:bidi="id_ID"/>
-        </w:rPr>
-      </w:r>
-      <w:r>
-        <w:rPr>
-          <w:lang w:val="id_ID" w:bidi="id_ID"/>
-        </w:rPr>
-      </w:r>
-    </w:p>
-    <w:p>
-      <w:pPr/>
-      <w:r>
-        <w:rPr>
-          <w:lang w:val="id_ID" w:bidi="id_ID"/>
-        </w:rPr>
-      </w:r>
-    </w:p>
-    <w:p>
-      <w:pPr/>
-      <w:r>
-        <w:rPr>
-          <w:lang w:val="id_ID" w:bidi="id_ID"/>
-        </w:rPr>
-      </w:r>
-      <w:r>
-        <w:rPr>
-          <w:vertAlign w:val="superscript"/>
-          <w:lang w:val="id_ID" w:bidi="id_ID"/>
-        </w:rPr>
-        <w:t>4</w:t>
-      </w:r>
-      <w:r>
-        <w:rPr>
-          <w:lang w:val="id_ID" w:bidi="id_ID"/>
-        </w:rPr>
-        <w:t xml:space="preserve"> Semuanya karena banyaknya persundalan si perempuan sundal, yang cantik parasnya dan ahli dalam sihir, yang memperdayakan bangsa-bangsa dengan persundalannya dan kaum-kaum dengan sihirnya.</w:t>
-      </w:r>
-      <w:r>
-        <w:rPr>
-          <w:lang w:val="id_ID" w:bidi="id_ID"/>
-        </w:rPr>
-      </w:r>
-      <w:r>
-        <w:rPr>
-          <w:lang w:val="id_ID" w:bidi="id_ID"/>
-        </w:rPr>
-      </w:r>
-    </w:p>
-    <w:p>
-      <w:pPr/>
-      <w:r>
-        <w:rPr>
-          <w:lang w:val="id_ID" w:bidi="id_ID"/>
-        </w:rPr>
-      </w:r>
-    </w:p>
-    <w:p>
-      <w:pPr/>
-      <w:r>
-        <w:rPr>
-          <w:lang w:val="id_ID" w:bidi="id_ID"/>
-        </w:rPr>
-      </w:r>
-      <w:r>
-        <w:rPr>
-          <w:vertAlign w:val="superscript"/>
-          <w:lang w:val="id_ID" w:bidi="id_ID"/>
-        </w:rPr>
-        <w:t>5</w:t>
-      </w:r>
-      <w:r>
-        <w:rPr>
-          <w:lang w:val="id_ID" w:bidi="id_ID"/>
-        </w:rPr>
-        <w:t xml:space="preserve"> Lihat, Aku akan menjadi lawanmu, demikianlah firman Tuhan semesta alam; Aku akan mengangkat ujung kainmu sampai ke mukamu dan akan memperlihatkan auratmu kepada bangsa-bangsa dan kemaluanmu kepada kerajaan-kerajaan.</w:t>
-      </w:r>
-      <w:r>
-        <w:rPr>
-          <w:lang w:val="id_ID" w:bidi="id_ID"/>
-        </w:rPr>
-      </w:r>
-      <w:r>
-        <w:rPr>
-          <w:lang w:val="id_ID" w:bidi="id_ID"/>
-        </w:rPr>
-      </w:r>
-    </w:p>
-    <w:p>
-      <w:pPr/>
-      <w:r>
-        <w:rPr>
-          <w:lang w:val="id_ID" w:bidi="id_ID"/>
-        </w:rPr>
-      </w:r>
-    </w:p>
-    <w:p>
-      <w:pPr/>
-      <w:r>
-        <w:rPr>
-          <w:lang w:val="id_ID" w:bidi="id_ID"/>
-        </w:rPr>
-      </w:r>
-      <w:r>
-        <w:rPr>
-          <w:vertAlign w:val="superscript"/>
-          <w:lang w:val="id_ID" w:bidi="id_ID"/>
-        </w:rPr>
-        <w:t>6</w:t>
-      </w:r>
-      <w:r>
-        <w:rPr>
-          <w:lang w:val="id_ID" w:bidi="id_ID"/>
-        </w:rPr>
-        <w:t xml:space="preserve"> Aku akan melemparkan barang keji ke atasmu, akan menghina engkau dan akan membuat engkau menjadi tontonan.</w:t>
-      </w:r>
-      <w:r>
-        <w:rPr>
-          <w:lang w:val="id_ID" w:bidi="id_ID"/>
-        </w:rPr>
-      </w:r>
-      <w:r>
-        <w:rPr>
-          <w:lang w:val="id_ID" w:bidi="id_ID"/>
-        </w:rPr>
-      </w:r>
-    </w:p>
-    <w:p>
-      <w:pPr/>
-      <w:r>
-        <w:rPr>
-          <w:lang w:val="id_ID" w:bidi="id_ID"/>
-        </w:rPr>
-      </w:r>
-    </w:p>
-    <w:p>
-      <w:pPr/>
-      <w:r>
-        <w:rPr>
-          <w:lang w:val="id_ID" w:bidi="id_ID"/>
-        </w:rPr>
-      </w:r>
-      <w:r>
-        <w:rPr>
-          <w:vertAlign w:val="superscript"/>
-          <w:lang w:val="id_ID" w:bidi="id_ID"/>
-        </w:rPr>
-        <w:t>7</w:t>
-      </w:r>
-      <w:r>
-        <w:rPr>
-          <w:lang w:val="id_ID" w:bidi="id_ID"/>
-        </w:rPr>
-        <w:t xml:space="preserve"> Maka semua orang yang melihat engkau akan lari meninggalkan engkau serta berkata: ”Niniwe sudah rusak! Siapakah yang meratapi dia? Dari manakah aku akan mencari penghibur-penghibur untuk dia?”</w:t>
-      </w:r>
-      <w:r>
-        <w:rPr>
-          <w:lang w:val="id_ID" w:bidi="id_ID"/>
-        </w:rPr>
-      </w:r>
-      <w:r>
-        <w:rPr>
-          <w:lang w:val="id_ID" w:bidi="id_ID"/>
-        </w:rPr>
-      </w:r>
-    </w:p>
-    <w:p>
-      <w:pPr/>
-      <w:r>
-        <w:rPr>
-          <w:lang w:val="id_ID" w:bidi="id_ID"/>
-        </w:rPr>
-      </w:r>
-    </w:p>
-    <w:p>
-      <w:pPr/>
-      <w:r>
-        <w:rPr>
-          <w:lang w:val="id_ID" w:bidi="id_ID"/>
-        </w:rPr>
-      </w:r>
-      <w:r>
-        <w:rPr>
-          <w:vertAlign w:val="superscript"/>
-          <w:lang w:val="id_ID" w:bidi="id_ID"/>
-        </w:rPr>
-        <w:t>8</w:t>
-      </w:r>
-      <w:r>
-        <w:rPr>
-          <w:lang w:val="id_ID" w:bidi="id_ID"/>
-        </w:rPr>
-        <w:t xml:space="preserve"> Adakah engkau lebih baik dari Tebe, kota dewa Amon, yang letaknya di sungai Nil, dengan air sekelilingnya, yang tembok kotanya adalah laut, dan bentengnya adalah air?</w:t>
-      </w:r>
-      <w:r>
-        <w:rPr>
-          <w:lang w:val="id_ID" w:bidi="id_ID"/>
-        </w:rPr>
-      </w:r>
-      <w:r>
-        <w:rPr>
-          <w:lang w:val="id_ID" w:bidi="id_ID"/>
-        </w:rPr>
-      </w:r>
-    </w:p>
-    <w:p>
-      <w:pPr/>
-      <w:r>
-        <w:rPr>
-          <w:lang w:val="id_ID" w:bidi="id_ID"/>
-        </w:rPr>
-      </w:r>
-    </w:p>
-    <w:p>
-      <w:pPr/>
-      <w:r>
-        <w:rPr>
-          <w:lang w:val="id_ID" w:bidi="id_ID"/>
-        </w:rPr>
-      </w:r>
-      <w:r>
-        <w:rPr>
-          <w:vertAlign w:val="superscript"/>
-          <w:lang w:val="id_ID" w:bidi="id_ID"/>
-        </w:rPr>
-        <w:t>9</w:t>
-      </w:r>
-      <w:r>
-        <w:rPr>
-          <w:lang w:val="id_ID" w:bidi="id_ID"/>
-        </w:rPr>
-        <w:t xml:space="preserve"> Etiopia adalah kekuatannya, juga Mesir, dengan tidak terbatas; Put dan orang-orang Libia adalah pembantunya.</w:t>
-      </w:r>
-      <w:r>
-        <w:rPr>
-          <w:lang w:val="id_ID" w:bidi="id_ID"/>
-        </w:rPr>
-      </w:r>
-      <w:r>
-        <w:rPr>
-          <w:lang w:val="id_ID" w:bidi="id_ID"/>
-        </w:rPr>
-      </w:r>
-    </w:p>
-    <w:p>
-      <w:pPr/>
-      <w:r>
-        <w:rPr>
-          <w:lang w:val="id_ID" w:bidi="id_ID"/>
-        </w:rPr>
-      </w:r>
-    </w:p>
-    <w:p>
-      <w:pPr/>
-      <w:r>
-        <w:rPr>
-          <w:lang w:val="id_ID" w:bidi="id_ID"/>
-        </w:rPr>
-      </w:r>
-      <w:r>
-        <w:rPr>
-          <w:vertAlign w:val="superscript"/>
-          <w:lang w:val="id_ID" w:bidi="id_ID"/>
-        </w:rPr>
-        <w:t>10</w:t>
-      </w:r>
-      <w:r>
-        <w:rPr>
-          <w:lang w:val="id_ID" w:bidi="id_ID"/>
-        </w:rPr>
-        <w:t xml:space="preserve"> Tetapi dia sendiri pun terpaksa pergi ke dalam pembuangan, terpaksa masuk ke dalam tawanan. Bayi-bayinya pun diremukkan di ujung segala jalan; tentang semua orangnya yang dihormati dibuang undi, dan semua pembesarnya dibelenggu dengan rantai.</w:t>
-      </w:r>
-      <w:r>
-        <w:rPr>
-          <w:lang w:val="id_ID" w:bidi="id_ID"/>
-        </w:rPr>
-      </w:r>
-      <w:r>
-        <w:rPr>
-          <w:lang w:val="id_ID" w:bidi="id_ID"/>
-        </w:rPr>
-      </w:r>
-    </w:p>
-    <w:p>
-      <w:pPr/>
-      <w:r>
-        <w:rPr>
-          <w:lang w:val="id_ID" w:bidi="id_ID"/>
-        </w:rPr>
-      </w:r>
-    </w:p>
-    <w:p>
-      <w:pPr/>
-      <w:r>
-        <w:rPr>
-          <w:lang w:val="id_ID" w:bidi="id_ID"/>
-        </w:rPr>
-      </w:r>
-      <w:r>
-        <w:rPr>
-          <w:vertAlign w:val="superscript"/>
-          <w:lang w:val="id_ID" w:bidi="id_ID"/>
-        </w:rPr>
-        <w:t>11</w:t>
-      </w:r>
-      <w:r>
-        <w:rPr>
-          <w:lang w:val="id_ID" w:bidi="id_ID"/>
-        </w:rPr>
-        <w:t xml:space="preserve"> Engkau pun akan menjadi mabuk, akan menjadi tidak berdaya; engkau pun akan mencari tempat perlindungan terhadap musuh.</w:t>
-      </w:r>
-      <w:r>
-        <w:rPr>
-          <w:lang w:val="id_ID" w:bidi="id_ID"/>
-        </w:rPr>
-      </w:r>
-      <w:r>
-        <w:rPr>
-          <w:lang w:val="id_ID" w:bidi="id_ID"/>
-        </w:rPr>
-      </w:r>
-    </w:p>
-    <w:p>
-      <w:pPr/>
-      <w:r>
-        <w:rPr>
-          <w:lang w:val="id_ID" w:bidi="id_ID"/>
-        </w:rPr>
-      </w:r>
-    </w:p>
-    <w:p>
-      <w:pPr/>
-      <w:r>
-        <w:rPr>
-          <w:lang w:val="id_ID" w:bidi="id_ID"/>
-        </w:rPr>
-      </w:r>
-      <w:r>
-        <w:rPr>
-          <w:vertAlign w:val="superscript"/>
-          <w:lang w:val="id_ID" w:bidi="id_ID"/>
-        </w:rPr>
-        <w:t>12</w:t>
-      </w:r>
-      <w:r>
-        <w:rPr>
-          <w:lang w:val="id_ID" w:bidi="id_ID"/>
-        </w:rPr>
-        <w:t xml:space="preserve"> Segala kubumu adalah seperti pohon ara dengan buah ara yang masak duluan; jika diayunkan, maka jatuhlah buahnya ke dalam mulut orang yang hendak memakannya.</w:t>
-      </w:r>
-      <w:r>
-        <w:rPr>
-          <w:lang w:val="id_ID" w:bidi="id_ID"/>
-        </w:rPr>
-      </w:r>
-      <w:r>
-        <w:rPr>
-          <w:lang w:val="id_ID" w:bidi="id_ID"/>
-        </w:rPr>
-      </w:r>
-    </w:p>
-    <w:p>
-      <w:pPr/>
-      <w:r>
-        <w:rPr>
-          <w:lang w:val="id_ID" w:bidi="id_ID"/>
-        </w:rPr>
-      </w:r>
-    </w:p>
-    <w:p>
-      <w:pPr/>
-      <w:r>
-        <w:rPr>
-          <w:lang w:val="id_ID" w:bidi="id_ID"/>
-        </w:rPr>
-      </w:r>
-      <w:r>
-        <w:rPr>
-          <w:vertAlign w:val="superscript"/>
-          <w:lang w:val="id_ID" w:bidi="id_ID"/>
-        </w:rPr>
-        <w:t>13</w:t>
-      </w:r>
-      <w:r>
-        <w:rPr>
-          <w:lang w:val="id_ID" w:bidi="id_ID"/>
-        </w:rPr>
-        <w:t xml:space="preserve"> Sesungguhnya, laskar yang di tengah-tengahmu itu adalah perempuan-perempuan; pintu-pintu gerbang negerimu terbuka lebar-lebar untuk musuhmu; api telah memakan habis palang pintumu.</w:t>
-      </w:r>
-      <w:r>
-        <w:rPr>
-          <w:lang w:val="id_ID" w:bidi="id_ID"/>
-        </w:rPr>
-      </w:r>
-      <w:r>
-        <w:rPr>
-          <w:lang w:val="id_ID" w:bidi="id_ID"/>
-        </w:rPr>
-      </w:r>
-    </w:p>
-    <w:p>
-      <w:pPr/>
-      <w:r>
-        <w:rPr>
-          <w:lang w:val="id_ID" w:bidi="id_ID"/>
-        </w:rPr>
-      </w:r>
-    </w:p>
-    <w:p>
-      <w:pPr/>
-      <w:r>
-        <w:rPr>
-          <w:lang w:val="id_ID" w:bidi="id_ID"/>
-        </w:rPr>
-      </w:r>
-      <w:r>
-        <w:rPr>
-          <w:vertAlign w:val="superscript"/>
-          <w:lang w:val="id_ID" w:bidi="id_ID"/>
-        </w:rPr>
-        <w:t>14</w:t>
-      </w:r>
-      <w:r>
-        <w:rPr>
-          <w:lang w:val="id_ID" w:bidi="id_ID"/>
-        </w:rPr>
-        <w:t xml:space="preserve"> Timbalah air menghadapi pengepungan, perkuatlah kubu-kubumu! Pijaklah lumpur, injaklah tanah liat, peganglah acuan batu bata!</w:t>
-      </w:r>
-      <w:r>
-        <w:rPr>
-          <w:lang w:val="id_ID" w:bidi="id_ID"/>
-        </w:rPr>
-      </w:r>
-      <w:r>
-        <w:rPr>
-          <w:lang w:val="id_ID" w:bidi="id_ID"/>
-        </w:rPr>
-      </w:r>
-    </w:p>
-    <w:p>
-      <w:pPr/>
-      <w:r>
-        <w:rPr>
-          <w:lang w:val="id_ID" w:bidi="id_ID"/>
-        </w:rPr>
-      </w:r>
-    </w:p>
-    <w:p>
-      <w:pPr/>
-      <w:r>
-        <w:rPr>
-          <w:lang w:val="id_ID" w:bidi="id_ID"/>
-        </w:rPr>
-      </w:r>
-      <w:r>
-        <w:rPr>
-          <w:vertAlign w:val="superscript"/>
-          <w:lang w:val="id_ID" w:bidi="id_ID"/>
-        </w:rPr>
-        <w:t>15</w:t>
-      </w:r>
-      <w:r>
-        <w:rPr>
-          <w:lang w:val="id_ID" w:bidi="id_ID"/>
-        </w:rPr>
-        <w:t xml:space="preserve"> Di sana api akan memakan engkau habis, pedang akan membabat engkau, akan memakan engkau seperti belalang pelompat. Sekalipun engkau berjumlah besar seperti belalang pelompat, berjumlah besar seperti belalang pindahan,</w:t>
-      </w:r>
-      <w:r>
-        <w:rPr>
-          <w:lang w:val="id_ID" w:bidi="id_ID"/>
-        </w:rPr>
-      </w:r>
-      <w:r>
-        <w:rPr>
-          <w:lang w:val="id_ID" w:bidi="id_ID"/>
-        </w:rPr>
-      </w:r>
-    </w:p>
-    <w:p>
-      <w:pPr/>
-      <w:r>
-        <w:rPr>
-          <w:lang w:val="id_ID" w:bidi="id_ID"/>
-        </w:rPr>
-      </w:r>
-    </w:p>
-    <w:p>
-      <w:pPr/>
-      <w:r>
-        <w:rPr>
-          <w:lang w:val="id_ID" w:bidi="id_ID"/>
-        </w:rPr>
-      </w:r>
-      <w:r>
-        <w:rPr>
-          <w:vertAlign w:val="superscript"/>
-          <w:lang w:val="id_ID" w:bidi="id_ID"/>
-        </w:rPr>
-        <w:t>16</w:t>
-      </w:r>
-      <w:r>
-        <w:rPr>
-          <w:lang w:val="id_ID" w:bidi="id_ID"/>
-        </w:rPr>
-        <w:t xml:space="preserve"> sekalipun kauperbanyak orang-orang dagangmu lebih dari bintang-bintang di langit, seperti belalang pelompat mereka mengembangkan sayap dan terbang menghilang.</w:t>
-      </w:r>
-      <w:r>
-        <w:rPr>
-          <w:lang w:val="id_ID" w:bidi="id_ID"/>
-        </w:rPr>
-      </w:r>
-      <w:r>
-        <w:rPr>
-          <w:lang w:val="id_ID" w:bidi="id_ID"/>
-        </w:rPr>
-      </w:r>
-    </w:p>
-    <w:p>
-      <w:pPr/>
-      <w:r>
-        <w:rPr>
-          <w:lang w:val="id_ID" w:bidi="id_ID"/>
-        </w:rPr>
-      </w:r>
-    </w:p>
-    <w:p>
-      <w:pPr/>
-      <w:r>
-        <w:rPr>
-          <w:lang w:val="id_ID" w:bidi="id_ID"/>
-        </w:rPr>
-      </w:r>
-      <w:r>
-        <w:rPr>
-          <w:vertAlign w:val="superscript"/>
-          <w:lang w:val="id_ID" w:bidi="id_ID"/>
-        </w:rPr>
-        <w:t>17</w:t>
-      </w:r>
-      <w:r>
-        <w:rPr>
-          <w:lang w:val="id_ID" w:bidi="id_ID"/>
-        </w:rPr>
-        <w:t xml:space="preserve"> Sekalipun para penjagamu seperti belalang pindahan dan para pegawaimu seperti kawanan belalang, yang hinggap pada tembok-tembok pada waktu dingin, namun jika matahari terbit, mereka lari menghilang, tidak ketahuan tempatnya.</w:t>
-      </w:r>
-      <w:r>
-        <w:rPr>
-          <w:lang w:val="id_ID" w:bidi="id_ID"/>
-        </w:rPr>
-      </w:r>
-      <w:r>
-        <w:rPr>
-          <w:lang w:val="id_ID" w:bidi="id_ID"/>
-        </w:rPr>
-      </w:r>
-    </w:p>
-    <w:p>
-      <w:pPr/>
-      <w:r>
-        <w:rPr>
-          <w:lang w:val="id_ID" w:bidi="id_ID"/>
-        </w:rPr>
-      </w:r>
-    </w:p>
-    <w:p>
-      <w:pPr/>
-      <w:r>
-        <w:rPr>
-          <w:lang w:val="id_ID" w:bidi="id_ID"/>
-        </w:rPr>
-      </w:r>
-      <w:r>
-        <w:rPr>
-          <w:vertAlign w:val="superscript"/>
-          <w:lang w:val="id_ID" w:bidi="id_ID"/>
-        </w:rPr>
-        <w:t>18</w:t>
-      </w:r>
-      <w:r>
-        <w:rPr>
-          <w:lang w:val="id_ID" w:bidi="id_ID"/>
-        </w:rPr>
-        <w:t xml:space="preserve"> Celaka! Alangkah terlelapnya para gembalamu, hai raja negeri Asyur! Para pemukamu tertidur, laskarmu berserak-serak di gunung-gunung, dan tidak ada yang mengumpulkan.</w:t>
-      </w:r>
-      <w:r>
-        <w:rPr>
-          <w:lang w:val="id_ID" w:bidi="id_ID"/>
-        </w:rPr>
-      </w:r>
-      <w:r>
-        <w:rPr>
-          <w:lang w:val="id_ID" w:bidi="id_ID"/>
-        </w:rPr>
-      </w:r>
-    </w:p>
-    <w:p>
-      <w:pPr/>
-      <w:r>
-        <w:rPr>
-          <w:lang w:val="id_ID" w:bidi="id_ID"/>
-        </w:rPr>
-      </w:r>
-    </w:p>
-    <w:p>
-      <w:pPr/>
-      <w:r>
-        <w:rPr>
-          <w:lang w:val="id_ID" w:bidi="id_ID"/>
-        </w:rPr>
-      </w:r>
-      <w:r>
-        <w:rPr>
-          <w:vertAlign w:val="superscript"/>
-          <w:lang w:val="id_ID" w:bidi="id_ID"/>
-        </w:rPr>
         <w:t>19</w:t>
       </w:r>
       <w:r>
@@ -2080,16 +1213,6 @@
           <w:lang w:val="id_ID" w:bidi="id_ID"/>
         </w:rPr>
         <w:t xml:space="preserve"> Tiada pengobatan untuk cederamu, lukamu tidak tersembuhkan. Semua orang yang mendengar tentang engkau bertepuk tangan karena engkau; sebab kepada siapakah tidak tertimpa perbuatan jahatmu terus-menerus?</w:t>
-      </w:r>
-      <w:r>
-        <w:rPr>
-          <w:lang w:val="id_ID" w:bidi="id_ID"/>
-        </w:rPr>
-      </w:r>
-      <w:r>
-        <w:rPr>
-          <w:lang w:val="id_ID" w:bidi="id_ID"/>
-        </w:rPr>
       </w:r>
     </w:p>
     <w:sectPr>
